--- a/deliverables/V4-V11_SYNC/PACKAGES/NEW_V09_Synchronized_Production_Package/02_RUN_OF_SHOW/Run_of_Show.docx
+++ b/deliverables/V4-V11_SYNC/PACKAGES/NEW_V09_Synchronized_Production_Package/02_RUN_OF_SHOW/Run_of_Show.docx
@@ -144,7 +144,7 @@
         <w:rPr>
           <w:sz w:val="21"/>
         </w:rPr>
-        <w:t>Wednesday, September 16, 2026 | 1:46 PM CT</w:t>
+        <w:t>Wednesday, September 16, 2026 | 3:16 PM CT</w:t>
       </w:r>
     </w:p>
     <w:p>
@@ -2040,6 +2040,103 @@
                 <w:i w:val="0"/>
                 <w:sz w:val="15"/>
               </w:rPr>
+              <w:t>NEW_V9_FS_00_MAY_TRAVEL</w:t>
+            </w:r>
+          </w:p>
+        </w:tc>
+        <w:tc>
+          <w:tcPr>
+            <w:tcW w:type="dxa" w:w="3024"/>
+          </w:tcPr>
+          <w:p>
+            <w:pPr>
+              <w:spacing w:before="60" w:after="60" w:line="264" w:lineRule="auto"/>
+            </w:pPr>
+            <w:r/>
+            <w:r>
+              <w:rPr>
+                <w:b w:val="0"/>
+                <w:i w:val="0"/>
+                <w:sz w:val="15"/>
+              </w:rPr>
+              <w:t>1 HOOK</w:t>
+            </w:r>
+          </w:p>
+        </w:tc>
+        <w:tc>
+          <w:tcPr>
+            <w:tcW w:type="dxa" w:w="720"/>
+          </w:tcPr>
+          <w:p>
+            <w:pPr>
+              <w:spacing w:before="60" w:after="60" w:line="264" w:lineRule="auto"/>
+            </w:pPr>
+            <w:r/>
+            <w:r>
+              <w:rPr>
+                <w:b w:val="0"/>
+                <w:i w:val="0"/>
+                <w:sz w:val="15"/>
+              </w:rPr>
+              <w:t>3</w:t>
+            </w:r>
+          </w:p>
+        </w:tc>
+        <w:tc>
+          <w:tcPr>
+            <w:tcW w:type="dxa" w:w="864"/>
+          </w:tcPr>
+          <w:p>
+            <w:pPr>
+              <w:spacing w:before="60" w:after="60" w:line="264" w:lineRule="auto"/>
+            </w:pPr>
+            <w:r/>
+            <w:r>
+              <w:rPr>
+                <w:b w:val="0"/>
+                <w:i w:val="0"/>
+                <w:sz w:val="15"/>
+              </w:rPr>
+              <w:t>1</w:t>
+            </w:r>
+          </w:p>
+        </w:tc>
+        <w:tc>
+          <w:tcPr>
+            <w:tcW w:type="dxa" w:w="1728"/>
+          </w:tcPr>
+          <w:p>
+            <w:pPr>
+              <w:spacing w:before="60" w:after="60" w:line="264" w:lineRule="auto"/>
+            </w:pPr>
+            <w:r/>
+            <w:r>
+              <w:rPr>
+                <w:b w:val="0"/>
+                <w:i w:val="0"/>
+                <w:sz w:val="15"/>
+              </w:rPr>
+              <w:t>EARLY EDIT</w:t>
+            </w:r>
+          </w:p>
+        </w:tc>
+      </w:tr>
+      <w:tr>
+        <w:tc>
+          <w:tcPr>
+            <w:tcW w:type="dxa" w:w="3312"/>
+          </w:tcPr>
+          <w:p>
+            <w:pPr>
+              <w:spacing w:before="60" w:after="60" w:line="264" w:lineRule="auto"/>
+            </w:pPr>
+            <w:r/>
+            <w:r>
+              <w:rPr>
+                <w:b w:val="0"/>
+                <w:i w:val="0"/>
+                <w:sz w:val="15"/>
+              </w:rPr>
               <w:t>NEW_V9_FS_03_FOUR_QUESTIONS</w:t>
             </w:r>
           </w:p>
@@ -2098,103 +2195,6 @@
                 <w:sz w:val="15"/>
               </w:rPr>
               <w:t>5</w:t>
-            </w:r>
-          </w:p>
-        </w:tc>
-        <w:tc>
-          <w:tcPr>
-            <w:tcW w:type="dxa" w:w="1728"/>
-          </w:tcPr>
-          <w:p>
-            <w:pPr>
-              <w:spacing w:before="60" w:after="60" w:line="264" w:lineRule="auto"/>
-            </w:pPr>
-            <w:r/>
-            <w:r>
-              <w:rPr>
-                <w:b w:val="0"/>
-                <w:i w:val="0"/>
-                <w:sz w:val="15"/>
-              </w:rPr>
-              <w:t>RE-ANCHORED</w:t>
-            </w:r>
-          </w:p>
-        </w:tc>
-      </w:tr>
-      <w:tr>
-        <w:tc>
-          <w:tcPr>
-            <w:tcW w:type="dxa" w:w="3312"/>
-          </w:tcPr>
-          <w:p>
-            <w:pPr>
-              <w:spacing w:before="60" w:after="60" w:line="264" w:lineRule="auto"/>
-            </w:pPr>
-            <w:r/>
-            <w:r>
-              <w:rPr>
-                <w:b w:val="0"/>
-                <w:i w:val="0"/>
-                <w:sz w:val="15"/>
-              </w:rPr>
-              <w:t>NEW_V9_FS_12_THE_AUDIT_AGAIN</w:t>
-            </w:r>
-          </w:p>
-        </w:tc>
-        <w:tc>
-          <w:tcPr>
-            <w:tcW w:type="dxa" w:w="3024"/>
-          </w:tcPr>
-          <w:p>
-            <w:pPr>
-              <w:spacing w:before="60" w:after="60" w:line="264" w:lineRule="auto"/>
-            </w:pPr>
-            <w:r/>
-            <w:r>
-              <w:rPr>
-                <w:b w:val="0"/>
-                <w:i w:val="0"/>
-                <w:sz w:val="15"/>
-              </w:rPr>
-              <w:t>1 HOOK</w:t>
-            </w:r>
-          </w:p>
-        </w:tc>
-        <w:tc>
-          <w:tcPr>
-            <w:tcW w:type="dxa" w:w="720"/>
-          </w:tcPr>
-          <w:p>
-            <w:pPr>
-              <w:spacing w:before="60" w:after="60" w:line="264" w:lineRule="auto"/>
-            </w:pPr>
-            <w:r/>
-            <w:r>
-              <w:rPr>
-                <w:b w:val="0"/>
-                <w:i w:val="0"/>
-                <w:sz w:val="15"/>
-              </w:rPr>
-              <w:t>5</w:t>
-            </w:r>
-          </w:p>
-        </w:tc>
-        <w:tc>
-          <w:tcPr>
-            <w:tcW w:type="dxa" w:w="864"/>
-          </w:tcPr>
-          <w:p>
-            <w:pPr>
-              <w:spacing w:before="60" w:after="60" w:line="264" w:lineRule="auto"/>
-            </w:pPr>
-            <w:r/>
-            <w:r>
-              <w:rPr>
-                <w:b w:val="0"/>
-                <w:i w:val="0"/>
-                <w:sz w:val="15"/>
-              </w:rPr>
-              <w:t>1</w:t>
             </w:r>
           </w:p>
         </w:tc>
@@ -3087,6 +3087,103 @@
                 <w:sz w:val="15"/>
               </w:rPr>
               <w:t>RE-ANCHORED</w:t>
+            </w:r>
+          </w:p>
+        </w:tc>
+      </w:tr>
+      <w:tr>
+        <w:tc>
+          <w:tcPr>
+            <w:tcW w:type="dxa" w:w="3312"/>
+          </w:tcPr>
+          <w:p>
+            <w:pPr>
+              <w:spacing w:before="60" w:after="60" w:line="264" w:lineRule="auto"/>
+            </w:pPr>
+            <w:r/>
+            <w:r>
+              <w:rPr>
+                <w:b w:val="0"/>
+                <w:i w:val="0"/>
+                <w:sz w:val="15"/>
+              </w:rPr>
+              <w:t>NEW_V9_FS_12_THE_AUDIT_AGAIN</w:t>
+            </w:r>
+          </w:p>
+        </w:tc>
+        <w:tc>
+          <w:tcPr>
+            <w:tcW w:type="dxa" w:w="3024"/>
+          </w:tcPr>
+          <w:p>
+            <w:pPr>
+              <w:spacing w:before="60" w:after="60" w:line="264" w:lineRule="auto"/>
+            </w:pPr>
+            <w:r/>
+            <w:r>
+              <w:rPr>
+                <w:b w:val="0"/>
+                <w:i w:val="0"/>
+                <w:sz w:val="15"/>
+              </w:rPr>
+              <w:t>17 HOOK</w:t>
+            </w:r>
+          </w:p>
+        </w:tc>
+        <w:tc>
+          <w:tcPr>
+            <w:tcW w:type="dxa" w:w="720"/>
+          </w:tcPr>
+          <w:p>
+            <w:pPr>
+              <w:spacing w:before="60" w:after="60" w:line="264" w:lineRule="auto"/>
+            </w:pPr>
+            <w:r/>
+            <w:r>
+              <w:rPr>
+                <w:b w:val="0"/>
+                <w:i w:val="0"/>
+                <w:sz w:val="15"/>
+              </w:rPr>
+              <w:t>2</w:t>
+            </w:r>
+          </w:p>
+        </w:tc>
+        <w:tc>
+          <w:tcPr>
+            <w:tcW w:type="dxa" w:w="864"/>
+          </w:tcPr>
+          <w:p>
+            <w:pPr>
+              <w:spacing w:before="60" w:after="60" w:line="264" w:lineRule="auto"/>
+            </w:pPr>
+            <w:r/>
+            <w:r>
+              <w:rPr>
+                <w:b w:val="0"/>
+                <w:i w:val="0"/>
+                <w:sz w:val="15"/>
+              </w:rPr>
+              <w:t>1</w:t>
+            </w:r>
+          </w:p>
+        </w:tc>
+        <w:tc>
+          <w:tcPr>
+            <w:tcW w:type="dxa" w:w="1728"/>
+          </w:tcPr>
+          <w:p>
+            <w:pPr>
+              <w:spacing w:before="60" w:after="60" w:line="264" w:lineRule="auto"/>
+            </w:pPr>
+            <w:r/>
+            <w:r>
+              <w:rPr>
+                <w:b w:val="0"/>
+                <w:i w:val="0"/>
+                <w:sz w:val="15"/>
+              </w:rPr>
+              <w:t>RE-CUED</w:t>
             </w:r>
           </w:p>
         </w:tc>

--- a/deliverables/V4-V11_SYNC/PACKAGES/NEW_V09_Synchronized_Production_Package/02_RUN_OF_SHOW/Run_of_Show.docx
+++ b/deliverables/V4-V11_SYNC/PACKAGES/NEW_V09_Synchronized_Production_Package/02_RUN_OF_SHOW/Run_of_Show.docx
@@ -144,7 +144,7 @@
         <w:rPr>
           <w:sz w:val="21"/>
         </w:rPr>
-        <w:t>Wednesday, September 16, 2026 | 3:16 PM CT</w:t>
+        <w:t>Wednesday, September 16, 2026 | 3:21 PM CT</w:t>
       </w:r>
     </w:p>
     <w:p>

--- a/deliverables/V4-V11_SYNC/PACKAGES/NEW_V09_Synchronized_Production_Package/02_RUN_OF_SHOW/Run_of_Show.docx
+++ b/deliverables/V4-V11_SYNC/PACKAGES/NEW_V09_Synchronized_Production_Package/02_RUN_OF_SHOW/Run_of_Show.docx
@@ -144,7 +144,7 @@
         <w:rPr>
           <w:sz w:val="21"/>
         </w:rPr>
-        <w:t>Wednesday, September 16, 2026 | 3:21 PM CT</w:t>
+        <w:t>Thursday, September 17, 2026 | 8:55 AM CT</w:t>
       </w:r>
     </w:p>
     <w:p>
@@ -1792,7 +1792,7 @@
           <w:color w:val="112345"/>
           <w:sz w:val="26"/>
         </w:rPr>
-        <w:t>FULL-SCREEN CUES, ONE LOCATION EACH</w:t>
+        <w:t>FULL-SCREEN CUES, ONE LOCATION EACH. ACTIVE ONLY.</w:t>
       </w:r>
     </w:p>
     <w:tbl>
@@ -3126,7 +3126,7 @@
                 <w:i w:val="0"/>
                 <w:sz w:val="15"/>
               </w:rPr>
-              <w:t>17 HOOK</w:t>
+              <w:t>17 CLOSE</w:t>
             </w:r>
           </w:p>
         </w:tc>
@@ -3302,7 +3302,7 @@
           <w:color w:val="5A6B82"/>
           <w:sz w:val="19"/>
         </w:rPr>
-        <w:t>Every cue resolves to one section and one paragraph. RE-ANCHORED means the card is unchanged and only its placement moved to the reconciled script.</w:t>
+        <w:t>Every cue resolves to one section and one paragraph, and every label and trigger above is read from the reconciled script at that location. RE-ANCHORED means the card is unchanged and only its placement moved. RE-CUED means the card was cued in the wrong place and was moved to the section its own copy belongs to.</w:t>
       </w:r>
     </w:p>
     <w:p>

--- a/deliverables/V4-V11_SYNC/PACKAGES/NEW_V09_Synchronized_Production_Package/02_RUN_OF_SHOW/Run_of_Show.docx
+++ b/deliverables/V4-V11_SYNC/PACKAGES/NEW_V09_Synchronized_Production_Package/02_RUN_OF_SHOW/Run_of_Show.docx
@@ -144,7 +144,7 @@
         <w:rPr>
           <w:sz w:val="21"/>
         </w:rPr>
-        <w:t>Thursday, September 17, 2026 | 8:55 AM CT</w:t>
+        <w:t>Thursday, September 17, 2026 | 12:57 PM CT</w:t>
       </w:r>
     </w:p>
     <w:p>

--- a/deliverables/V4-V11_SYNC/PACKAGES/NEW_V09_Synchronized_Production_Package/02_RUN_OF_SHOW/Run_of_Show.docx
+++ b/deliverables/V4-V11_SYNC/PACKAGES/NEW_V09_Synchronized_Production_Package/02_RUN_OF_SHOW/Run_of_Show.docx
@@ -144,7 +144,7 @@
         <w:rPr>
           <w:sz w:val="21"/>
         </w:rPr>
-        <w:t>Thursday, September 17, 2026 | 12:57 PM CT</w:t>
+        <w:t>Saturday, September 19, 2026 | 6:36 AM CT</w:t>
       </w:r>
     </w:p>
     <w:p>
@@ -1792,7 +1792,7 @@
           <w:color w:val="112345"/>
           <w:sz w:val="26"/>
         </w:rPr>
-        <w:t>FULL-SCREEN CUES, ONE LOCATION EACH. ACTIVE ONLY.</w:t>
+        <w:t>THE EVENT LIST. EVERY SHOT, IN SPOKEN ORDER.</w:t>
       </w:r>
     </w:p>
     <w:tbl>
@@ -1811,11 +1811,12 @@
         <w:tblLook w:firstColumn="1" w:firstRow="1" w:lastColumn="0" w:lastRow="0" w:noHBand="0" w:noVBand="1" w:val="04A0"/>
       </w:tblPr>
       <w:tblGrid>
-        <w:gridCol w:w="1930"/>
-        <w:gridCol w:w="1930"/>
-        <w:gridCol w:w="1930"/>
-        <w:gridCol w:w="1930"/>
-        <w:gridCol w:w="1930"/>
+        <w:gridCol w:w="1608"/>
+        <w:gridCol w:w="1608"/>
+        <w:gridCol w:w="1608"/>
+        <w:gridCol w:w="1608"/>
+        <w:gridCol w:w="1608"/>
+        <w:gridCol w:w="1608"/>
       </w:tblGrid>
       <w:tr>
         <w:trPr>
@@ -1823,7 +1824,91 @@
         </w:trPr>
         <w:tc>
           <w:tcPr>
-            <w:tcW w:type="dxa" w:w="3312"/>
+            <w:tcW w:type="dxa" w:w="1152"/>
+            <w:shd w:val="clear" w:color="auto" w:fill="F3EFE6"/>
+          </w:tcPr>
+          <w:p>
+            <w:pPr>
+              <w:spacing w:before="60" w:after="60" w:line="264" w:lineRule="auto"/>
+            </w:pPr>
+            <w:r/>
+            <w:r>
+              <w:rPr>
+                <w:b/>
+                <w:i w:val="0"/>
+                <w:color w:val="112345"/>
+                <w:sz w:val="17"/>
+              </w:rPr>
+              <w:t>EVENT</w:t>
+            </w:r>
+          </w:p>
+        </w:tc>
+        <w:tc>
+          <w:tcPr>
+            <w:tcW w:type="dxa" w:w="1296"/>
+            <w:shd w:val="clear" w:color="auto" w:fill="F3EFE6"/>
+          </w:tcPr>
+          <w:p>
+            <w:pPr>
+              <w:spacing w:before="60" w:after="60" w:line="264" w:lineRule="auto"/>
+            </w:pPr>
+            <w:r/>
+            <w:r>
+              <w:rPr>
+                <w:b/>
+                <w:i w:val="0"/>
+                <w:color w:val="112345"/>
+                <w:sz w:val="17"/>
+              </w:rPr>
+              <w:t>MODE</w:t>
+            </w:r>
+          </w:p>
+        </w:tc>
+        <w:tc>
+          <w:tcPr>
+            <w:tcW w:type="dxa" w:w="2448"/>
+            <w:shd w:val="clear" w:color="auto" w:fill="F3EFE6"/>
+          </w:tcPr>
+          <w:p>
+            <w:pPr>
+              <w:spacing w:before="60" w:after="60" w:line="264" w:lineRule="auto"/>
+            </w:pPr>
+            <w:r/>
+            <w:r>
+              <w:rPr>
+                <w:b/>
+                <w:i w:val="0"/>
+                <w:color w:val="112345"/>
+                <w:sz w:val="17"/>
+              </w:rPr>
+              <w:t>SECTION</w:t>
+            </w:r>
+          </w:p>
+        </w:tc>
+        <w:tc>
+          <w:tcPr>
+            <w:tcW w:type="dxa" w:w="1152"/>
+            <w:shd w:val="clear" w:color="auto" w:fill="F3EFE6"/>
+          </w:tcPr>
+          <w:p>
+            <w:pPr>
+              <w:spacing w:before="60" w:after="60" w:line="264" w:lineRule="auto"/>
+            </w:pPr>
+            <w:r/>
+            <w:r>
+              <w:rPr>
+                <w:b/>
+                <w:i w:val="0"/>
+                <w:color w:val="112345"/>
+                <w:sz w:val="17"/>
+              </w:rPr>
+              <w:t>PARAGRAPHS</w:t>
+            </w:r>
+          </w:p>
+        </w:tc>
+        <w:tc>
+          <w:tcPr>
+            <w:tcW w:type="dxa" w:w="2880"/>
             <w:shd w:val="clear" w:color="auto" w:fill="F3EFE6"/>
           </w:tcPr>
           <w:p>
@@ -1844,49 +1929,7 @@
         </w:tc>
         <w:tc>
           <w:tcPr>
-            <w:tcW w:type="dxa" w:w="3024"/>
-            <w:shd w:val="clear" w:color="auto" w:fill="F3EFE6"/>
-          </w:tcPr>
-          <w:p>
-            <w:pPr>
-              <w:spacing w:before="60" w:after="60" w:line="264" w:lineRule="auto"/>
-            </w:pPr>
-            <w:r/>
-            <w:r>
-              <w:rPr>
-                <w:b/>
-                <w:i w:val="0"/>
-                <w:color w:val="112345"/>
-                <w:sz w:val="17"/>
-              </w:rPr>
-              <w:t>SECTION</w:t>
-            </w:r>
-          </w:p>
-        </w:tc>
-        <w:tc>
-          <w:tcPr>
             <w:tcW w:type="dxa" w:w="720"/>
-            <w:shd w:val="clear" w:color="auto" w:fill="F3EFE6"/>
-          </w:tcPr>
-          <w:p>
-            <w:pPr>
-              <w:spacing w:before="60" w:after="60" w:line="264" w:lineRule="auto"/>
-            </w:pPr>
-            <w:r/>
-            <w:r>
-              <w:rPr>
-                <w:b/>
-                <w:i w:val="0"/>
-                <w:color w:val="112345"/>
-                <w:sz w:val="17"/>
-              </w:rPr>
-              <w:t>PARA</w:t>
-            </w:r>
-          </w:p>
-        </w:tc>
-        <w:tc>
-          <w:tcPr>
-            <w:tcW w:type="dxa" w:w="864"/>
             <w:shd w:val="clear" w:color="auto" w:fill="F3EFE6"/>
           </w:tcPr>
           <w:p>
@@ -1905,9 +1948,1927 @@
             </w:r>
           </w:p>
         </w:tc>
+      </w:tr>
+      <w:tr>
         <w:tc>
           <w:tcPr>
-            <w:tcW w:type="dxa" w:w="1728"/>
+            <w:tcW w:type="dxa" w:w="1152"/>
+          </w:tcPr>
+          <w:p>
+            <w:pPr>
+              <w:spacing w:before="60" w:after="60" w:line="264" w:lineRule="auto"/>
+            </w:pPr>
+            <w:r/>
+            <w:r>
+              <w:rPr>
+                <w:b w:val="0"/>
+                <w:i w:val="0"/>
+                <w:sz w:val="14"/>
+              </w:rPr>
+              <w:t>V9-O01</w:t>
+            </w:r>
+          </w:p>
+        </w:tc>
+        <w:tc>
+          <w:tcPr>
+            <w:tcW w:type="dxa" w:w="1296"/>
+          </w:tcPr>
+          <w:p>
+            <w:pPr>
+              <w:spacing w:before="60" w:after="60" w:line="264" w:lineRule="auto"/>
+            </w:pPr>
+            <w:r/>
+            <w:r>
+              <w:rPr>
+                <w:b w:val="0"/>
+                <w:i w:val="0"/>
+                <w:sz w:val="14"/>
+              </w:rPr>
+              <w:t>CAMERA</w:t>
+            </w:r>
+          </w:p>
+        </w:tc>
+        <w:tc>
+          <w:tcPr>
+            <w:tcW w:type="dxa" w:w="2448"/>
+          </w:tcPr>
+          <w:p>
+            <w:pPr>
+              <w:spacing w:before="60" w:after="60" w:line="264" w:lineRule="auto"/>
+            </w:pPr>
+            <w:r/>
+            <w:r>
+              <w:rPr>
+                <w:b w:val="0"/>
+                <w:i w:val="0"/>
+                <w:sz w:val="14"/>
+              </w:rPr>
+              <w:t>1 HOOK</w:t>
+            </w:r>
+          </w:p>
+        </w:tc>
+        <w:tc>
+          <w:tcPr>
+            <w:tcW w:type="dxa" w:w="1152"/>
+          </w:tcPr>
+          <w:p>
+            <w:pPr>
+              <w:spacing w:before="60" w:after="60" w:line="264" w:lineRule="auto"/>
+            </w:pPr>
+            <w:r/>
+            <w:r>
+              <w:rPr>
+                <w:b w:val="0"/>
+                <w:i w:val="0"/>
+                <w:sz w:val="14"/>
+              </w:rPr>
+              <w:t>1</w:t>
+            </w:r>
+          </w:p>
+        </w:tc>
+        <w:tc>
+          <w:tcPr>
+            <w:tcW w:type="dxa" w:w="2880"/>
+          </w:tcPr>
+          <w:p>
+            <w:pPr>
+              <w:spacing w:before="60" w:after="60" w:line="264" w:lineRule="auto"/>
+            </w:pPr>
+            <w:r/>
+            <w:r>
+              <w:rPr>
+                <w:b w:val="0"/>
+                <w:i w:val="0"/>
+                <w:sz w:val="14"/>
+              </w:rPr>
+              <w:t>camera</w:t>
+            </w:r>
+          </w:p>
+        </w:tc>
+        <w:tc>
+          <w:tcPr>
+            <w:tcW w:type="dxa" w:w="720"/>
+          </w:tcPr>
+          <w:p>
+            <w:pPr>
+              <w:spacing w:before="60" w:after="60" w:line="264" w:lineRule="auto"/>
+            </w:pPr>
+            <w:r/>
+            <w:r>
+              <w:rPr>
+                <w:b w:val="0"/>
+                <w:i w:val="0"/>
+                <w:sz w:val="14"/>
+              </w:rPr>
+              <w:t>0</w:t>
+            </w:r>
+          </w:p>
+        </w:tc>
+      </w:tr>
+      <w:tr>
+        <w:tc>
+          <w:tcPr>
+            <w:tcW w:type="dxa" w:w="1152"/>
+          </w:tcPr>
+          <w:p>
+            <w:pPr>
+              <w:spacing w:before="60" w:after="60" w:line="264" w:lineRule="auto"/>
+            </w:pPr>
+            <w:r/>
+            <w:r>
+              <w:rPr>
+                <w:b w:val="0"/>
+                <w:i w:val="0"/>
+                <w:sz w:val="14"/>
+              </w:rPr>
+              <w:t>V9-O02</w:t>
+            </w:r>
+          </w:p>
+        </w:tc>
+        <w:tc>
+          <w:tcPr>
+            <w:tcW w:type="dxa" w:w="1296"/>
+          </w:tcPr>
+          <w:p>
+            <w:pPr>
+              <w:spacing w:before="60" w:after="60" w:line="264" w:lineRule="auto"/>
+            </w:pPr>
+            <w:r/>
+            <w:r>
+              <w:rPr>
+                <w:b w:val="0"/>
+                <w:i w:val="0"/>
+                <w:sz w:val="14"/>
+              </w:rPr>
+              <w:t>FULL SCREEN</w:t>
+            </w:r>
+          </w:p>
+        </w:tc>
+        <w:tc>
+          <w:tcPr>
+            <w:tcW w:type="dxa" w:w="2448"/>
+          </w:tcPr>
+          <w:p>
+            <w:pPr>
+              <w:spacing w:before="60" w:after="60" w:line="264" w:lineRule="auto"/>
+            </w:pPr>
+            <w:r/>
+            <w:r>
+              <w:rPr>
+                <w:b w:val="0"/>
+                <w:i w:val="0"/>
+                <w:sz w:val="14"/>
+              </w:rPr>
+              <w:t>1 HOOK</w:t>
+            </w:r>
+          </w:p>
+        </w:tc>
+        <w:tc>
+          <w:tcPr>
+            <w:tcW w:type="dxa" w:w="1152"/>
+          </w:tcPr>
+          <w:p>
+            <w:pPr>
+              <w:spacing w:before="60" w:after="60" w:line="264" w:lineRule="auto"/>
+            </w:pPr>
+            <w:r/>
+            <w:r>
+              <w:rPr>
+                <w:b w:val="0"/>
+                <w:i w:val="0"/>
+                <w:sz w:val="14"/>
+              </w:rPr>
+              <w:t>2</w:t>
+            </w:r>
+          </w:p>
+        </w:tc>
+        <w:tc>
+          <w:tcPr>
+            <w:tcW w:type="dxa" w:w="2880"/>
+          </w:tcPr>
+          <w:p>
+            <w:pPr>
+              <w:spacing w:before="60" w:after="60" w:line="264" w:lineRule="auto"/>
+            </w:pPr>
+            <w:r/>
+            <w:r>
+              <w:rPr>
+                <w:b w:val="0"/>
+                <w:i w:val="0"/>
+                <w:sz w:val="14"/>
+              </w:rPr>
+              <w:t>NEW_V9_FS_01_INCOMPLETE_QUESTION</w:t>
+            </w:r>
+          </w:p>
+        </w:tc>
+        <w:tc>
+          <w:tcPr>
+            <w:tcW w:type="dxa" w:w="720"/>
+          </w:tcPr>
+          <w:p>
+            <w:pPr>
+              <w:spacing w:before="60" w:after="60" w:line="264" w:lineRule="auto"/>
+            </w:pPr>
+            <w:r/>
+            <w:r>
+              <w:rPr>
+                <w:b w:val="0"/>
+                <w:i w:val="0"/>
+                <w:sz w:val="14"/>
+              </w:rPr>
+              <w:t>1</w:t>
+            </w:r>
+          </w:p>
+        </w:tc>
+      </w:tr>
+      <w:tr>
+        <w:tc>
+          <w:tcPr>
+            <w:tcW w:type="dxa" w:w="1152"/>
+          </w:tcPr>
+          <w:p>
+            <w:pPr>
+              <w:spacing w:before="60" w:after="60" w:line="264" w:lineRule="auto"/>
+            </w:pPr>
+            <w:r/>
+            <w:r>
+              <w:rPr>
+                <w:b w:val="0"/>
+                <w:i w:val="0"/>
+                <w:sz w:val="14"/>
+              </w:rPr>
+              <w:t>V9-O03</w:t>
+            </w:r>
+          </w:p>
+        </w:tc>
+        <w:tc>
+          <w:tcPr>
+            <w:tcW w:type="dxa" w:w="1296"/>
+          </w:tcPr>
+          <w:p>
+            <w:pPr>
+              <w:spacing w:before="60" w:after="60" w:line="264" w:lineRule="auto"/>
+            </w:pPr>
+            <w:r/>
+            <w:r>
+              <w:rPr>
+                <w:b w:val="0"/>
+                <w:i w:val="0"/>
+                <w:sz w:val="14"/>
+              </w:rPr>
+              <w:t>FULL SCREEN</w:t>
+            </w:r>
+          </w:p>
+        </w:tc>
+        <w:tc>
+          <w:tcPr>
+            <w:tcW w:type="dxa" w:w="2448"/>
+          </w:tcPr>
+          <w:p>
+            <w:pPr>
+              <w:spacing w:before="60" w:after="60" w:line="264" w:lineRule="auto"/>
+            </w:pPr>
+            <w:r/>
+            <w:r>
+              <w:rPr>
+                <w:b w:val="0"/>
+                <w:i w:val="0"/>
+                <w:sz w:val="14"/>
+              </w:rPr>
+              <w:t>1 HOOK</w:t>
+            </w:r>
+          </w:p>
+        </w:tc>
+        <w:tc>
+          <w:tcPr>
+            <w:tcW w:type="dxa" w:w="1152"/>
+          </w:tcPr>
+          <w:p>
+            <w:pPr>
+              <w:spacing w:before="60" w:after="60" w:line="264" w:lineRule="auto"/>
+            </w:pPr>
+            <w:r/>
+            <w:r>
+              <w:rPr>
+                <w:b w:val="0"/>
+                <w:i w:val="0"/>
+                <w:sz w:val="14"/>
+              </w:rPr>
+              <w:t>3</w:t>
+            </w:r>
+          </w:p>
+        </w:tc>
+        <w:tc>
+          <w:tcPr>
+            <w:tcW w:type="dxa" w:w="2880"/>
+          </w:tcPr>
+          <w:p>
+            <w:pPr>
+              <w:spacing w:before="60" w:after="60" w:line="264" w:lineRule="auto"/>
+            </w:pPr>
+            <w:r/>
+            <w:r>
+              <w:rPr>
+                <w:b w:val="0"/>
+                <w:i w:val="0"/>
+                <w:sz w:val="14"/>
+              </w:rPr>
+              <w:t>NEW_V9_FS_00_MAY_TRAVEL</w:t>
+            </w:r>
+          </w:p>
+        </w:tc>
+        <w:tc>
+          <w:tcPr>
+            <w:tcW w:type="dxa" w:w="720"/>
+          </w:tcPr>
+          <w:p>
+            <w:pPr>
+              <w:spacing w:before="60" w:after="60" w:line="264" w:lineRule="auto"/>
+            </w:pPr>
+            <w:r/>
+            <w:r>
+              <w:rPr>
+                <w:b w:val="0"/>
+                <w:i w:val="0"/>
+                <w:sz w:val="14"/>
+              </w:rPr>
+              <w:t>1</w:t>
+            </w:r>
+          </w:p>
+        </w:tc>
+      </w:tr>
+      <w:tr>
+        <w:tc>
+          <w:tcPr>
+            <w:tcW w:type="dxa" w:w="1152"/>
+          </w:tcPr>
+          <w:p>
+            <w:pPr>
+              <w:spacing w:before="60" w:after="60" w:line="264" w:lineRule="auto"/>
+            </w:pPr>
+            <w:r/>
+            <w:r>
+              <w:rPr>
+                <w:b w:val="0"/>
+                <w:i w:val="0"/>
+                <w:sz w:val="14"/>
+              </w:rPr>
+              <w:t>V9-C07</w:t>
+            </w:r>
+          </w:p>
+        </w:tc>
+        <w:tc>
+          <w:tcPr>
+            <w:tcW w:type="dxa" w:w="1296"/>
+          </w:tcPr>
+          <w:p>
+            <w:pPr>
+              <w:spacing w:before="60" w:after="60" w:line="264" w:lineRule="auto"/>
+            </w:pPr>
+            <w:r/>
+            <w:r>
+              <w:rPr>
+                <w:b w:val="0"/>
+                <w:i w:val="0"/>
+                <w:sz w:val="14"/>
+              </w:rPr>
+              <w:t>FULL SCREEN</w:t>
+            </w:r>
+          </w:p>
+        </w:tc>
+        <w:tc>
+          <w:tcPr>
+            <w:tcW w:type="dxa" w:w="2448"/>
+          </w:tcPr>
+          <w:p>
+            <w:pPr>
+              <w:spacing w:before="60" w:after="60" w:line="264" w:lineRule="auto"/>
+            </w:pPr>
+            <w:r/>
+            <w:r>
+              <w:rPr>
+                <w:b w:val="0"/>
+                <w:i w:val="0"/>
+                <w:sz w:val="14"/>
+              </w:rPr>
+              <w:t>4 WHY TRANSFERABLE-SKILLS ADVICE HELPS</w:t>
+            </w:r>
+          </w:p>
+        </w:tc>
+        <w:tc>
+          <w:tcPr>
+            <w:tcW w:type="dxa" w:w="1152"/>
+          </w:tcPr>
+          <w:p>
+            <w:pPr>
+              <w:spacing w:before="60" w:after="60" w:line="264" w:lineRule="auto"/>
+            </w:pPr>
+            <w:r/>
+            <w:r>
+              <w:rPr>
+                <w:b w:val="0"/>
+                <w:i w:val="0"/>
+                <w:sz w:val="14"/>
+              </w:rPr>
+              <w:t>1</w:t>
+            </w:r>
+          </w:p>
+        </w:tc>
+        <w:tc>
+          <w:tcPr>
+            <w:tcW w:type="dxa" w:w="2880"/>
+          </w:tcPr>
+          <w:p>
+            <w:pPr>
+              <w:spacing w:before="60" w:after="60" w:line="264" w:lineRule="auto"/>
+            </w:pPr>
+            <w:r/>
+            <w:r>
+              <w:rPr>
+                <w:b w:val="0"/>
+                <w:i w:val="0"/>
+                <w:sz w:val="14"/>
+              </w:rPr>
+              <w:t>NEW_V9_FS_02_WHY_THE_ADVICE_HELPS</w:t>
+            </w:r>
+          </w:p>
+        </w:tc>
+        <w:tc>
+          <w:tcPr>
+            <w:tcW w:type="dxa" w:w="720"/>
+          </w:tcPr>
+          <w:p>
+            <w:pPr>
+              <w:spacing w:before="60" w:after="60" w:line="264" w:lineRule="auto"/>
+            </w:pPr>
+            <w:r/>
+            <w:r>
+              <w:rPr>
+                <w:b w:val="0"/>
+                <w:i w:val="0"/>
+                <w:sz w:val="14"/>
+              </w:rPr>
+              <w:t>1</w:t>
+            </w:r>
+          </w:p>
+        </w:tc>
+      </w:tr>
+      <w:tr>
+        <w:tc>
+          <w:tcPr>
+            <w:tcW w:type="dxa" w:w="1152"/>
+          </w:tcPr>
+          <w:p>
+            <w:pPr>
+              <w:spacing w:before="60" w:after="60" w:line="264" w:lineRule="auto"/>
+            </w:pPr>
+            <w:r/>
+            <w:r>
+              <w:rPr>
+                <w:b w:val="0"/>
+                <w:i w:val="0"/>
+                <w:sz w:val="14"/>
+              </w:rPr>
+              <w:t>V9-T02</w:t>
+            </w:r>
+          </w:p>
+        </w:tc>
+        <w:tc>
+          <w:tcPr>
+            <w:tcW w:type="dxa" w:w="1296"/>
+          </w:tcPr>
+          <w:p>
+            <w:pPr>
+              <w:spacing w:before="60" w:after="60" w:line="264" w:lineRule="auto"/>
+            </w:pPr>
+            <w:r/>
+            <w:r>
+              <w:rPr>
+                <w:b w:val="0"/>
+                <w:i w:val="0"/>
+                <w:sz w:val="14"/>
+              </w:rPr>
+              <w:t>FULL SCREEN</w:t>
+            </w:r>
+          </w:p>
+        </w:tc>
+        <w:tc>
+          <w:tcPr>
+            <w:tcW w:type="dxa" w:w="2448"/>
+          </w:tcPr>
+          <w:p>
+            <w:pPr>
+              <w:spacing w:before="60" w:after="60" w:line="264" w:lineRule="auto"/>
+            </w:pPr>
+            <w:r/>
+            <w:r>
+              <w:rPr>
+                <w:b w:val="0"/>
+                <w:i w:val="0"/>
+                <w:sz w:val="14"/>
+              </w:rPr>
+              <w:t>5 THE FOUR QUESTIONS</w:t>
+            </w:r>
+          </w:p>
+        </w:tc>
+        <w:tc>
+          <w:tcPr>
+            <w:tcW w:type="dxa" w:w="1152"/>
+          </w:tcPr>
+          <w:p>
+            <w:pPr>
+              <w:spacing w:before="60" w:after="60" w:line="264" w:lineRule="auto"/>
+            </w:pPr>
+            <w:r/>
+            <w:r>
+              <w:rPr>
+                <w:b w:val="0"/>
+                <w:i w:val="0"/>
+                <w:sz w:val="14"/>
+              </w:rPr>
+              <w:t>1 to 2</w:t>
+            </w:r>
+          </w:p>
+        </w:tc>
+        <w:tc>
+          <w:tcPr>
+            <w:tcW w:type="dxa" w:w="2880"/>
+          </w:tcPr>
+          <w:p>
+            <w:pPr>
+              <w:spacing w:before="60" w:after="60" w:line="264" w:lineRule="auto"/>
+            </w:pPr>
+            <w:r/>
+            <w:r>
+              <w:rPr>
+                <w:b w:val="0"/>
+                <w:i w:val="0"/>
+                <w:sz w:val="14"/>
+              </w:rPr>
+              <w:t>NEW_V9_FS_03_FOUR_QUESTIONS</w:t>
+            </w:r>
+          </w:p>
+        </w:tc>
+        <w:tc>
+          <w:tcPr>
+            <w:tcW w:type="dxa" w:w="720"/>
+          </w:tcPr>
+          <w:p>
+            <w:pPr>
+              <w:spacing w:before="60" w:after="60" w:line="264" w:lineRule="auto"/>
+            </w:pPr>
+            <w:r/>
+            <w:r>
+              <w:rPr>
+                <w:b w:val="0"/>
+                <w:i w:val="0"/>
+                <w:sz w:val="14"/>
+              </w:rPr>
+              <w:t>5</w:t>
+            </w:r>
+          </w:p>
+        </w:tc>
+      </w:tr>
+      <w:tr>
+        <w:tc>
+          <w:tcPr>
+            <w:tcW w:type="dxa" w:w="1152"/>
+          </w:tcPr>
+          <w:p>
+            <w:pPr>
+              <w:spacing w:before="60" w:after="60" w:line="264" w:lineRule="auto"/>
+            </w:pPr>
+            <w:r/>
+            <w:r>
+              <w:rPr>
+                <w:b w:val="0"/>
+                <w:i w:val="0"/>
+                <w:sz w:val="14"/>
+              </w:rPr>
+              <w:t>V9-C08</w:t>
+            </w:r>
+          </w:p>
+        </w:tc>
+        <w:tc>
+          <w:tcPr>
+            <w:tcW w:type="dxa" w:w="1296"/>
+          </w:tcPr>
+          <w:p>
+            <w:pPr>
+              <w:spacing w:before="60" w:after="60" w:line="264" w:lineRule="auto"/>
+            </w:pPr>
+            <w:r/>
+            <w:r>
+              <w:rPr>
+                <w:b w:val="0"/>
+                <w:i w:val="0"/>
+                <w:sz w:val="14"/>
+              </w:rPr>
+              <w:t>FULL SCREEN</w:t>
+            </w:r>
+          </w:p>
+        </w:tc>
+        <w:tc>
+          <w:tcPr>
+            <w:tcW w:type="dxa" w:w="2448"/>
+          </w:tcPr>
+          <w:p>
+            <w:pPr>
+              <w:spacing w:before="60" w:after="60" w:line="264" w:lineRule="auto"/>
+            </w:pPr>
+            <w:r/>
+            <w:r>
+              <w:rPr>
+                <w:b w:val="0"/>
+                <w:i w:val="0"/>
+                <w:sz w:val="14"/>
+              </w:rPr>
+              <w:t>6 1 | WHAT TRAVELS</w:t>
+            </w:r>
+          </w:p>
+        </w:tc>
+        <w:tc>
+          <w:tcPr>
+            <w:tcW w:type="dxa" w:w="1152"/>
+          </w:tcPr>
+          <w:p>
+            <w:pPr>
+              <w:spacing w:before="60" w:after="60" w:line="264" w:lineRule="auto"/>
+            </w:pPr>
+            <w:r/>
+            <w:r>
+              <w:rPr>
+                <w:b w:val="0"/>
+                <w:i w:val="0"/>
+                <w:sz w:val="14"/>
+              </w:rPr>
+              <w:t>1</w:t>
+            </w:r>
+          </w:p>
+        </w:tc>
+        <w:tc>
+          <w:tcPr>
+            <w:tcW w:type="dxa" w:w="2880"/>
+          </w:tcPr>
+          <w:p>
+            <w:pPr>
+              <w:spacing w:before="60" w:after="60" w:line="264" w:lineRule="auto"/>
+            </w:pPr>
+            <w:r/>
+            <w:r>
+              <w:rPr>
+                <w:b w:val="0"/>
+                <w:i w:val="0"/>
+                <w:sz w:val="14"/>
+              </w:rPr>
+              <w:t>NEW_V9_FS_04_DEMONSTRATED_NOT_CLAIMED</w:t>
+            </w:r>
+          </w:p>
+        </w:tc>
+        <w:tc>
+          <w:tcPr>
+            <w:tcW w:type="dxa" w:w="720"/>
+          </w:tcPr>
+          <w:p>
+            <w:pPr>
+              <w:spacing w:before="60" w:after="60" w:line="264" w:lineRule="auto"/>
+            </w:pPr>
+            <w:r/>
+            <w:r>
+              <w:rPr>
+                <w:b w:val="0"/>
+                <w:i w:val="0"/>
+                <w:sz w:val="14"/>
+              </w:rPr>
+              <w:t>1</w:t>
+            </w:r>
+          </w:p>
+        </w:tc>
+      </w:tr>
+      <w:tr>
+        <w:tc>
+          <w:tcPr>
+            <w:tcW w:type="dxa" w:w="1152"/>
+          </w:tcPr>
+          <w:p>
+            <w:pPr>
+              <w:spacing w:before="60" w:after="60" w:line="264" w:lineRule="auto"/>
+            </w:pPr>
+            <w:r/>
+            <w:r>
+              <w:rPr>
+                <w:b w:val="0"/>
+                <w:i w:val="0"/>
+                <w:sz w:val="14"/>
+              </w:rPr>
+              <w:t>V9-C09</w:t>
+            </w:r>
+          </w:p>
+        </w:tc>
+        <w:tc>
+          <w:tcPr>
+            <w:tcW w:type="dxa" w:w="1296"/>
+          </w:tcPr>
+          <w:p>
+            <w:pPr>
+              <w:spacing w:before="60" w:after="60" w:line="264" w:lineRule="auto"/>
+            </w:pPr>
+            <w:r/>
+            <w:r>
+              <w:rPr>
+                <w:b w:val="0"/>
+                <w:i w:val="0"/>
+                <w:sz w:val="14"/>
+              </w:rPr>
+              <w:t>FULL SCREEN</w:t>
+            </w:r>
+          </w:p>
+        </w:tc>
+        <w:tc>
+          <w:tcPr>
+            <w:tcW w:type="dxa" w:w="2448"/>
+          </w:tcPr>
+          <w:p>
+            <w:pPr>
+              <w:spacing w:before="60" w:after="60" w:line="264" w:lineRule="auto"/>
+            </w:pPr>
+            <w:r/>
+            <w:r>
+              <w:rPr>
+                <w:b w:val="0"/>
+                <w:i w:val="0"/>
+                <w:sz w:val="14"/>
+              </w:rPr>
+              <w:t>7 2 | WHAT DOES NOT</w:t>
+            </w:r>
+          </w:p>
+        </w:tc>
+        <w:tc>
+          <w:tcPr>
+            <w:tcW w:type="dxa" w:w="1152"/>
+          </w:tcPr>
+          <w:p>
+            <w:pPr>
+              <w:spacing w:before="60" w:after="60" w:line="264" w:lineRule="auto"/>
+            </w:pPr>
+            <w:r/>
+            <w:r>
+              <w:rPr>
+                <w:b w:val="0"/>
+                <w:i w:val="0"/>
+                <w:sz w:val="14"/>
+              </w:rPr>
+              <w:t>1</w:t>
+            </w:r>
+          </w:p>
+        </w:tc>
+        <w:tc>
+          <w:tcPr>
+            <w:tcW w:type="dxa" w:w="2880"/>
+          </w:tcPr>
+          <w:p>
+            <w:pPr>
+              <w:spacing w:before="60" w:after="60" w:line="264" w:lineRule="auto"/>
+            </w:pPr>
+            <w:r/>
+            <w:r>
+              <w:rPr>
+                <w:b w:val="0"/>
+                <w:i w:val="0"/>
+                <w:sz w:val="14"/>
+              </w:rPr>
+              <w:t>NEW_V9_FS_05_TIED_TO_THE_OLD_CONTEXT</w:t>
+            </w:r>
+          </w:p>
+        </w:tc>
+        <w:tc>
+          <w:tcPr>
+            <w:tcW w:type="dxa" w:w="720"/>
+          </w:tcPr>
+          <w:p>
+            <w:pPr>
+              <w:spacing w:before="60" w:after="60" w:line="264" w:lineRule="auto"/>
+            </w:pPr>
+            <w:r/>
+            <w:r>
+              <w:rPr>
+                <w:b w:val="0"/>
+                <w:i w:val="0"/>
+                <w:sz w:val="14"/>
+              </w:rPr>
+              <w:t>1</w:t>
+            </w:r>
+          </w:p>
+        </w:tc>
+      </w:tr>
+      <w:tr>
+        <w:tc>
+          <w:tcPr>
+            <w:tcW w:type="dxa" w:w="1152"/>
+          </w:tcPr>
+          <w:p>
+            <w:pPr>
+              <w:spacing w:before="60" w:after="60" w:line="264" w:lineRule="auto"/>
+            </w:pPr>
+            <w:r/>
+            <w:r>
+              <w:rPr>
+                <w:b w:val="0"/>
+                <w:i w:val="0"/>
+                <w:sz w:val="14"/>
+              </w:rPr>
+              <w:t>V9-C10</w:t>
+            </w:r>
+          </w:p>
+        </w:tc>
+        <w:tc>
+          <w:tcPr>
+            <w:tcW w:type="dxa" w:w="1296"/>
+          </w:tcPr>
+          <w:p>
+            <w:pPr>
+              <w:spacing w:before="60" w:after="60" w:line="264" w:lineRule="auto"/>
+            </w:pPr>
+            <w:r/>
+            <w:r>
+              <w:rPr>
+                <w:b w:val="0"/>
+                <w:i w:val="0"/>
+                <w:sz w:val="14"/>
+              </w:rPr>
+              <w:t>FULL SCREEN</w:t>
+            </w:r>
+          </w:p>
+        </w:tc>
+        <w:tc>
+          <w:tcPr>
+            <w:tcW w:type="dxa" w:w="2448"/>
+          </w:tcPr>
+          <w:p>
+            <w:pPr>
+              <w:spacing w:before="60" w:after="60" w:line="264" w:lineRule="auto"/>
+            </w:pPr>
+            <w:r/>
+            <w:r>
+              <w:rPr>
+                <w:b w:val="0"/>
+                <w:i w:val="0"/>
+                <w:sz w:val="14"/>
+              </w:rPr>
+              <w:t>8 3 | WHAT CAN I PROVE</w:t>
+            </w:r>
+          </w:p>
+        </w:tc>
+        <w:tc>
+          <w:tcPr>
+            <w:tcW w:type="dxa" w:w="1152"/>
+          </w:tcPr>
+          <w:p>
+            <w:pPr>
+              <w:spacing w:before="60" w:after="60" w:line="264" w:lineRule="auto"/>
+            </w:pPr>
+            <w:r/>
+            <w:r>
+              <w:rPr>
+                <w:b w:val="0"/>
+                <w:i w:val="0"/>
+                <w:sz w:val="14"/>
+              </w:rPr>
+              <w:t>2</w:t>
+            </w:r>
+          </w:p>
+        </w:tc>
+        <w:tc>
+          <w:tcPr>
+            <w:tcW w:type="dxa" w:w="2880"/>
+          </w:tcPr>
+          <w:p>
+            <w:pPr>
+              <w:spacing w:before="60" w:after="60" w:line="264" w:lineRule="auto"/>
+            </w:pPr>
+            <w:r/>
+            <w:r>
+              <w:rPr>
+                <w:b w:val="0"/>
+                <w:i w:val="0"/>
+                <w:sz w:val="14"/>
+              </w:rPr>
+              <w:t>NEW_V9_FS_06_WHAT_CAN_ANOTHER_PERSON_SEE</w:t>
+            </w:r>
+          </w:p>
+        </w:tc>
+        <w:tc>
+          <w:tcPr>
+            <w:tcW w:type="dxa" w:w="720"/>
+          </w:tcPr>
+          <w:p>
+            <w:pPr>
+              <w:spacing w:before="60" w:after="60" w:line="264" w:lineRule="auto"/>
+            </w:pPr>
+            <w:r/>
+            <w:r>
+              <w:rPr>
+                <w:b w:val="0"/>
+                <w:i w:val="0"/>
+                <w:sz w:val="14"/>
+              </w:rPr>
+              <w:t>1</w:t>
+            </w:r>
+          </w:p>
+        </w:tc>
+      </w:tr>
+      <w:tr>
+        <w:tc>
+          <w:tcPr>
+            <w:tcW w:type="dxa" w:w="1152"/>
+          </w:tcPr>
+          <w:p>
+            <w:pPr>
+              <w:spacing w:before="60" w:after="60" w:line="264" w:lineRule="auto"/>
+            </w:pPr>
+            <w:r/>
+            <w:r>
+              <w:rPr>
+                <w:b w:val="0"/>
+                <w:i w:val="0"/>
+                <w:sz w:val="14"/>
+              </w:rPr>
+              <w:t>V9-C11</w:t>
+            </w:r>
+          </w:p>
+        </w:tc>
+        <w:tc>
+          <w:tcPr>
+            <w:tcW w:type="dxa" w:w="1296"/>
+          </w:tcPr>
+          <w:p>
+            <w:pPr>
+              <w:spacing w:before="60" w:after="60" w:line="264" w:lineRule="auto"/>
+            </w:pPr>
+            <w:r/>
+            <w:r>
+              <w:rPr>
+                <w:b w:val="0"/>
+                <w:i w:val="0"/>
+                <w:sz w:val="14"/>
+              </w:rPr>
+              <w:t>FULL SCREEN</w:t>
+            </w:r>
+          </w:p>
+        </w:tc>
+        <w:tc>
+          <w:tcPr>
+            <w:tcW w:type="dxa" w:w="2448"/>
+          </w:tcPr>
+          <w:p>
+            <w:pPr>
+              <w:spacing w:before="60" w:after="60" w:line="264" w:lineRule="auto"/>
+            </w:pPr>
+            <w:r/>
+            <w:r>
+              <w:rPr>
+                <w:b w:val="0"/>
+                <w:i w:val="0"/>
+                <w:sz w:val="14"/>
+              </w:rPr>
+              <w:t>9 4 | WHAT MUST I RELEARN</w:t>
+            </w:r>
+          </w:p>
+        </w:tc>
+        <w:tc>
+          <w:tcPr>
+            <w:tcW w:type="dxa" w:w="1152"/>
+          </w:tcPr>
+          <w:p>
+            <w:pPr>
+              <w:spacing w:before="60" w:after="60" w:line="264" w:lineRule="auto"/>
+            </w:pPr>
+            <w:r/>
+            <w:r>
+              <w:rPr>
+                <w:b w:val="0"/>
+                <w:i w:val="0"/>
+                <w:sz w:val="14"/>
+              </w:rPr>
+              <w:t>3</w:t>
+            </w:r>
+          </w:p>
+        </w:tc>
+        <w:tc>
+          <w:tcPr>
+            <w:tcW w:type="dxa" w:w="2880"/>
+          </w:tcPr>
+          <w:p>
+            <w:pPr>
+              <w:spacing w:before="60" w:after="60" w:line="264" w:lineRule="auto"/>
+            </w:pPr>
+            <w:r/>
+            <w:r>
+              <w:rPr>
+                <w:b w:val="0"/>
+                <w:i w:val="0"/>
+                <w:sz w:val="14"/>
+              </w:rPr>
+              <w:t>NEW_V9_FS_07_WHAT_THE_NEW_CONTEXT_REQUIRES</w:t>
+            </w:r>
+          </w:p>
+        </w:tc>
+        <w:tc>
+          <w:tcPr>
+            <w:tcW w:type="dxa" w:w="720"/>
+          </w:tcPr>
+          <w:p>
+            <w:pPr>
+              <w:spacing w:before="60" w:after="60" w:line="264" w:lineRule="auto"/>
+            </w:pPr>
+            <w:r/>
+            <w:r>
+              <w:rPr>
+                <w:b w:val="0"/>
+                <w:i w:val="0"/>
+                <w:sz w:val="14"/>
+              </w:rPr>
+              <w:t>1</w:t>
+            </w:r>
+          </w:p>
+        </w:tc>
+      </w:tr>
+      <w:tr>
+        <w:tc>
+          <w:tcPr>
+            <w:tcW w:type="dxa" w:w="1152"/>
+          </w:tcPr>
+          <w:p>
+            <w:pPr>
+              <w:spacing w:before="60" w:after="60" w:line="264" w:lineRule="auto"/>
+            </w:pPr>
+            <w:r/>
+            <w:r>
+              <w:rPr>
+                <w:b w:val="0"/>
+                <w:i w:val="0"/>
+                <w:sz w:val="14"/>
+              </w:rPr>
+              <w:t>V9-T03</w:t>
+            </w:r>
+          </w:p>
+        </w:tc>
+        <w:tc>
+          <w:tcPr>
+            <w:tcW w:type="dxa" w:w="1296"/>
+          </w:tcPr>
+          <w:p>
+            <w:pPr>
+              <w:spacing w:before="60" w:after="60" w:line="264" w:lineRule="auto"/>
+            </w:pPr>
+            <w:r/>
+            <w:r>
+              <w:rPr>
+                <w:b w:val="0"/>
+                <w:i w:val="0"/>
+                <w:sz w:val="14"/>
+              </w:rPr>
+              <w:t>FULL SCREEN</w:t>
+            </w:r>
+          </w:p>
+        </w:tc>
+        <w:tc>
+          <w:tcPr>
+            <w:tcW w:type="dxa" w:w="2448"/>
+          </w:tcPr>
+          <w:p>
+            <w:pPr>
+              <w:spacing w:before="60" w:after="60" w:line="264" w:lineRule="auto"/>
+            </w:pPr>
+            <w:r/>
+            <w:r>
+              <w:rPr>
+                <w:b w:val="0"/>
+                <w:i w:val="0"/>
+                <w:sz w:val="14"/>
+              </w:rPr>
+              <w:t>10 THINK OF IT LIKE SORTING</w:t>
+            </w:r>
+          </w:p>
+        </w:tc>
+        <w:tc>
+          <w:tcPr>
+            <w:tcW w:type="dxa" w:w="1152"/>
+          </w:tcPr>
+          <w:p>
+            <w:pPr>
+              <w:spacing w:before="60" w:after="60" w:line="264" w:lineRule="auto"/>
+            </w:pPr>
+            <w:r/>
+            <w:r>
+              <w:rPr>
+                <w:b w:val="0"/>
+                <w:i w:val="0"/>
+                <w:sz w:val="14"/>
+              </w:rPr>
+              <w:t>1 to 2</w:t>
+            </w:r>
+          </w:p>
+        </w:tc>
+        <w:tc>
+          <w:tcPr>
+            <w:tcW w:type="dxa" w:w="2880"/>
+          </w:tcPr>
+          <w:p>
+            <w:pPr>
+              <w:spacing w:before="60" w:after="60" w:line="264" w:lineRule="auto"/>
+            </w:pPr>
+            <w:r/>
+            <w:r>
+              <w:rPr>
+                <w:b w:val="0"/>
+                <w:i w:val="0"/>
+                <w:sz w:val="14"/>
+              </w:rPr>
+              <w:t>NEW_V9_FS_08_SORTING</w:t>
+            </w:r>
+          </w:p>
+        </w:tc>
+        <w:tc>
+          <w:tcPr>
+            <w:tcW w:type="dxa" w:w="720"/>
+          </w:tcPr>
+          <w:p>
+            <w:pPr>
+              <w:spacing w:before="60" w:after="60" w:line="264" w:lineRule="auto"/>
+            </w:pPr>
+            <w:r/>
+            <w:r>
+              <w:rPr>
+                <w:b w:val="0"/>
+                <w:i w:val="0"/>
+                <w:sz w:val="14"/>
+              </w:rPr>
+              <w:t>1</w:t>
+            </w:r>
+          </w:p>
+        </w:tc>
+      </w:tr>
+      <w:tr>
+        <w:tc>
+          <w:tcPr>
+            <w:tcW w:type="dxa" w:w="1152"/>
+          </w:tcPr>
+          <w:p>
+            <w:pPr>
+              <w:spacing w:before="60" w:after="60" w:line="264" w:lineRule="auto"/>
+            </w:pPr>
+            <w:r/>
+            <w:r>
+              <w:rPr>
+                <w:b w:val="0"/>
+                <w:i w:val="0"/>
+                <w:sz w:val="14"/>
+              </w:rPr>
+              <w:t>V9-C12</w:t>
+            </w:r>
+          </w:p>
+        </w:tc>
+        <w:tc>
+          <w:tcPr>
+            <w:tcW w:type="dxa" w:w="1296"/>
+          </w:tcPr>
+          <w:p>
+            <w:pPr>
+              <w:spacing w:before="60" w:after="60" w:line="264" w:lineRule="auto"/>
+            </w:pPr>
+            <w:r/>
+            <w:r>
+              <w:rPr>
+                <w:b w:val="0"/>
+                <w:i w:val="0"/>
+                <w:sz w:val="14"/>
+              </w:rPr>
+              <w:t>FULL SCREEN</w:t>
+            </w:r>
+          </w:p>
+        </w:tc>
+        <w:tc>
+          <w:tcPr>
+            <w:tcW w:type="dxa" w:w="2448"/>
+          </w:tcPr>
+          <w:p>
+            <w:pPr>
+              <w:spacing w:before="60" w:after="60" w:line="264" w:lineRule="auto"/>
+            </w:pPr>
+            <w:r/>
+            <w:r>
+              <w:rPr>
+                <w:b w:val="0"/>
+                <w:i w:val="0"/>
+                <w:sz w:val="14"/>
+              </w:rPr>
+              <w:t>11 TRY THE FOUR-COLUMN TEST</w:t>
+            </w:r>
+          </w:p>
+        </w:tc>
+        <w:tc>
+          <w:tcPr>
+            <w:tcW w:type="dxa" w:w="1152"/>
+          </w:tcPr>
+          <w:p>
+            <w:pPr>
+              <w:spacing w:before="60" w:after="60" w:line="264" w:lineRule="auto"/>
+            </w:pPr>
+            <w:r/>
+            <w:r>
+              <w:rPr>
+                <w:b w:val="0"/>
+                <w:i w:val="0"/>
+                <w:sz w:val="14"/>
+              </w:rPr>
+              <w:t>1</w:t>
+            </w:r>
+          </w:p>
+        </w:tc>
+        <w:tc>
+          <w:tcPr>
+            <w:tcW w:type="dxa" w:w="2880"/>
+          </w:tcPr>
+          <w:p>
+            <w:pPr>
+              <w:spacing w:before="60" w:after="60" w:line="264" w:lineRule="auto"/>
+            </w:pPr>
+            <w:r/>
+            <w:r>
+              <w:rPr>
+                <w:b w:val="0"/>
+                <w:i w:val="0"/>
+                <w:sz w:val="14"/>
+              </w:rPr>
+              <w:t>NEW_V9_FS_09_FOUR_COLUMNS</w:t>
+            </w:r>
+          </w:p>
+        </w:tc>
+        <w:tc>
+          <w:tcPr>
+            <w:tcW w:type="dxa" w:w="720"/>
+          </w:tcPr>
+          <w:p>
+            <w:pPr>
+              <w:spacing w:before="60" w:after="60" w:line="264" w:lineRule="auto"/>
+            </w:pPr>
+            <w:r/>
+            <w:r>
+              <w:rPr>
+                <w:b w:val="0"/>
+                <w:i w:val="0"/>
+                <w:sz w:val="14"/>
+              </w:rPr>
+              <w:t>1</w:t>
+            </w:r>
+          </w:p>
+        </w:tc>
+      </w:tr>
+      <w:tr>
+        <w:tc>
+          <w:tcPr>
+            <w:tcW w:type="dxa" w:w="1152"/>
+          </w:tcPr>
+          <w:p>
+            <w:pPr>
+              <w:spacing w:before="60" w:after="60" w:line="264" w:lineRule="auto"/>
+            </w:pPr>
+            <w:r/>
+            <w:r>
+              <w:rPr>
+                <w:b w:val="0"/>
+                <w:i w:val="0"/>
+                <w:sz w:val="14"/>
+              </w:rPr>
+              <w:t>V9-C13</w:t>
+            </w:r>
+          </w:p>
+        </w:tc>
+        <w:tc>
+          <w:tcPr>
+            <w:tcW w:type="dxa" w:w="1296"/>
+          </w:tcPr>
+          <w:p>
+            <w:pPr>
+              <w:spacing w:before="60" w:after="60" w:line="264" w:lineRule="auto"/>
+            </w:pPr>
+            <w:r/>
+            <w:r>
+              <w:rPr>
+                <w:b w:val="0"/>
+                <w:i w:val="0"/>
+                <w:sz w:val="14"/>
+              </w:rPr>
+              <w:t>FULL SCREEN</w:t>
+            </w:r>
+          </w:p>
+        </w:tc>
+        <w:tc>
+          <w:tcPr>
+            <w:tcW w:type="dxa" w:w="2448"/>
+          </w:tcPr>
+          <w:p>
+            <w:pPr>
+              <w:spacing w:before="60" w:after="60" w:line="264" w:lineRule="auto"/>
+            </w:pPr>
+            <w:r/>
+            <w:r>
+              <w:rPr>
+                <w:b w:val="0"/>
+                <w:i w:val="0"/>
+                <w:sz w:val="14"/>
+              </w:rPr>
+              <w:t>12 REAL LIMITS STILL MATTER</w:t>
+            </w:r>
+          </w:p>
+        </w:tc>
+        <w:tc>
+          <w:tcPr>
+            <w:tcW w:type="dxa" w:w="1152"/>
+          </w:tcPr>
+          <w:p>
+            <w:pPr>
+              <w:spacing w:before="60" w:after="60" w:line="264" w:lineRule="auto"/>
+            </w:pPr>
+            <w:r/>
+            <w:r>
+              <w:rPr>
+                <w:b w:val="0"/>
+                <w:i w:val="0"/>
+                <w:sz w:val="14"/>
+              </w:rPr>
+              <w:t>2</w:t>
+            </w:r>
+          </w:p>
+        </w:tc>
+        <w:tc>
+          <w:tcPr>
+            <w:tcW w:type="dxa" w:w="2880"/>
+          </w:tcPr>
+          <w:p>
+            <w:pPr>
+              <w:spacing w:before="60" w:after="60" w:line="264" w:lineRule="auto"/>
+            </w:pPr>
+            <w:r/>
+            <w:r>
+              <w:rPr>
+                <w:b w:val="0"/>
+                <w:i w:val="0"/>
+                <w:sz w:val="14"/>
+              </w:rPr>
+              <w:t>NEW_V9_FS_10_BOUNDARY</w:t>
+            </w:r>
+          </w:p>
+        </w:tc>
+        <w:tc>
+          <w:tcPr>
+            <w:tcW w:type="dxa" w:w="720"/>
+          </w:tcPr>
+          <w:p>
+            <w:pPr>
+              <w:spacing w:before="60" w:after="60" w:line="264" w:lineRule="auto"/>
+            </w:pPr>
+            <w:r/>
+            <w:r>
+              <w:rPr>
+                <w:b w:val="0"/>
+                <w:i w:val="0"/>
+                <w:sz w:val="14"/>
+              </w:rPr>
+              <w:t>1</w:t>
+            </w:r>
+          </w:p>
+        </w:tc>
+      </w:tr>
+      <w:tr>
+        <w:tc>
+          <w:tcPr>
+            <w:tcW w:type="dxa" w:w="1152"/>
+          </w:tcPr>
+          <w:p>
+            <w:pPr>
+              <w:spacing w:before="60" w:after="60" w:line="264" w:lineRule="auto"/>
+            </w:pPr>
+            <w:r/>
+            <w:r>
+              <w:rPr>
+                <w:b w:val="0"/>
+                <w:i w:val="0"/>
+                <w:sz w:val="14"/>
+              </w:rPr>
+              <w:t>V9-C14</w:t>
+            </w:r>
+          </w:p>
+        </w:tc>
+        <w:tc>
+          <w:tcPr>
+            <w:tcW w:type="dxa" w:w="1296"/>
+          </w:tcPr>
+          <w:p>
+            <w:pPr>
+              <w:spacing w:before="60" w:after="60" w:line="264" w:lineRule="auto"/>
+            </w:pPr>
+            <w:r/>
+            <w:r>
+              <w:rPr>
+                <w:b w:val="0"/>
+                <w:i w:val="0"/>
+                <w:sz w:val="14"/>
+              </w:rPr>
+              <w:t>FULL SCREEN</w:t>
+            </w:r>
+          </w:p>
+        </w:tc>
+        <w:tc>
+          <w:tcPr>
+            <w:tcW w:type="dxa" w:w="2448"/>
+          </w:tcPr>
+          <w:p>
+            <w:pPr>
+              <w:spacing w:before="60" w:after="60" w:line="264" w:lineRule="auto"/>
+            </w:pPr>
+            <w:r/>
+            <w:r>
+              <w:rPr>
+                <w:b w:val="0"/>
+                <w:i w:val="0"/>
+                <w:sz w:val="14"/>
+              </w:rPr>
+              <w:t>13 WHY THIS CAN BE HARDER LATER IN YOUR CAREER</w:t>
+            </w:r>
+          </w:p>
+        </w:tc>
+        <w:tc>
+          <w:tcPr>
+            <w:tcW w:type="dxa" w:w="1152"/>
+          </w:tcPr>
+          <w:p>
+            <w:pPr>
+              <w:spacing w:before="60" w:after="60" w:line="264" w:lineRule="auto"/>
+            </w:pPr>
+            <w:r/>
+            <w:r>
+              <w:rPr>
+                <w:b w:val="0"/>
+                <w:i w:val="0"/>
+                <w:sz w:val="14"/>
+              </w:rPr>
+              <w:t>3</w:t>
+            </w:r>
+          </w:p>
+        </w:tc>
+        <w:tc>
+          <w:tcPr>
+            <w:tcW w:type="dxa" w:w="2880"/>
+          </w:tcPr>
+          <w:p>
+            <w:pPr>
+              <w:spacing w:before="60" w:after="60" w:line="264" w:lineRule="auto"/>
+            </w:pPr>
+            <w:r/>
+            <w:r>
+              <w:rPr>
+                <w:b w:val="0"/>
+                <w:i w:val="0"/>
+                <w:sz w:val="14"/>
+              </w:rPr>
+              <w:t>NEW_V9_FS_11_FLUENCY_AND_PORTABILITY</w:t>
+            </w:r>
+          </w:p>
+        </w:tc>
+        <w:tc>
+          <w:tcPr>
+            <w:tcW w:type="dxa" w:w="720"/>
+          </w:tcPr>
+          <w:p>
+            <w:pPr>
+              <w:spacing w:before="60" w:after="60" w:line="264" w:lineRule="auto"/>
+            </w:pPr>
+            <w:r/>
+            <w:r>
+              <w:rPr>
+                <w:b w:val="0"/>
+                <w:i w:val="0"/>
+                <w:sz w:val="14"/>
+              </w:rPr>
+              <w:t>1</w:t>
+            </w:r>
+          </w:p>
+        </w:tc>
+      </w:tr>
+      <w:tr>
+        <w:tc>
+          <w:tcPr>
+            <w:tcW w:type="dxa" w:w="1152"/>
+          </w:tcPr>
+          <w:p>
+            <w:pPr>
+              <w:spacing w:before="60" w:after="60" w:line="264" w:lineRule="auto"/>
+            </w:pPr>
+            <w:r/>
+            <w:r>
+              <w:rPr>
+                <w:b w:val="0"/>
+                <w:i w:val="0"/>
+                <w:sz w:val="14"/>
+              </w:rPr>
+              <w:t>V9-T04</w:t>
+            </w:r>
+          </w:p>
+        </w:tc>
+        <w:tc>
+          <w:tcPr>
+            <w:tcW w:type="dxa" w:w="1296"/>
+          </w:tcPr>
+          <w:p>
+            <w:pPr>
+              <w:spacing w:before="60" w:after="60" w:line="264" w:lineRule="auto"/>
+            </w:pPr>
+            <w:r/>
+            <w:r>
+              <w:rPr>
+                <w:b w:val="0"/>
+                <w:i w:val="0"/>
+                <w:sz w:val="14"/>
+              </w:rPr>
+              <w:t>FULL SCREEN</w:t>
+            </w:r>
+          </w:p>
+        </w:tc>
+        <w:tc>
+          <w:tcPr>
+            <w:tcW w:type="dxa" w:w="2448"/>
+          </w:tcPr>
+          <w:p>
+            <w:pPr>
+              <w:spacing w:before="60" w:after="60" w:line="264" w:lineRule="auto"/>
+            </w:pPr>
+            <w:r/>
+            <w:r>
+              <w:rPr>
+                <w:b w:val="0"/>
+                <w:i w:val="0"/>
+                <w:sz w:val="14"/>
+              </w:rPr>
+              <w:t>14 HOW TO TALK ABOUT THE GAP</w:t>
+            </w:r>
+          </w:p>
+        </w:tc>
+        <w:tc>
+          <w:tcPr>
+            <w:tcW w:type="dxa" w:w="1152"/>
+          </w:tcPr>
+          <w:p>
+            <w:pPr>
+              <w:spacing w:before="60" w:after="60" w:line="264" w:lineRule="auto"/>
+            </w:pPr>
+            <w:r/>
+            <w:r>
+              <w:rPr>
+                <w:b w:val="0"/>
+                <w:i w:val="0"/>
+                <w:sz w:val="14"/>
+              </w:rPr>
+              <w:t>2</w:t>
+            </w:r>
+          </w:p>
+        </w:tc>
+        <w:tc>
+          <w:tcPr>
+            <w:tcW w:type="dxa" w:w="2880"/>
+          </w:tcPr>
+          <w:p>
+            <w:pPr>
+              <w:spacing w:before="60" w:after="60" w:line="264" w:lineRule="auto"/>
+            </w:pPr>
+            <w:r/>
+            <w:r>
+              <w:rPr>
+                <w:b w:val="0"/>
+                <w:i w:val="0"/>
+                <w:sz w:val="14"/>
+              </w:rPr>
+              <w:t>NEW_V9_FS_13_X_Y_Z</w:t>
+            </w:r>
+          </w:p>
+        </w:tc>
+        <w:tc>
+          <w:tcPr>
+            <w:tcW w:type="dxa" w:w="720"/>
+          </w:tcPr>
+          <w:p>
+            <w:pPr>
+              <w:spacing w:before="60" w:after="60" w:line="264" w:lineRule="auto"/>
+            </w:pPr>
+            <w:r/>
+            <w:r>
+              <w:rPr>
+                <w:b w:val="0"/>
+                <w:i w:val="0"/>
+                <w:sz w:val="14"/>
+              </w:rPr>
+              <w:t>1</w:t>
+            </w:r>
+          </w:p>
+        </w:tc>
+      </w:tr>
+      <w:tr>
+        <w:tc>
+          <w:tcPr>
+            <w:tcW w:type="dxa" w:w="1152"/>
+          </w:tcPr>
+          <w:p>
+            <w:pPr>
+              <w:spacing w:before="60" w:after="60" w:line="264" w:lineRule="auto"/>
+            </w:pPr>
+            <w:r/>
+            <w:r>
+              <w:rPr>
+                <w:b w:val="0"/>
+                <w:i w:val="0"/>
+                <w:sz w:val="14"/>
+              </w:rPr>
+              <w:t>V9-C15</w:t>
+            </w:r>
+          </w:p>
+        </w:tc>
+        <w:tc>
+          <w:tcPr>
+            <w:tcW w:type="dxa" w:w="1296"/>
+          </w:tcPr>
+          <w:p>
+            <w:pPr>
+              <w:spacing w:before="60" w:after="60" w:line="264" w:lineRule="auto"/>
+            </w:pPr>
+            <w:r/>
+            <w:r>
+              <w:rPr>
+                <w:b w:val="0"/>
+                <w:i w:val="0"/>
+                <w:sz w:val="14"/>
+              </w:rPr>
+              <w:t>FULL SCREEN</w:t>
+            </w:r>
+          </w:p>
+        </w:tc>
+        <w:tc>
+          <w:tcPr>
+            <w:tcW w:type="dxa" w:w="2448"/>
+          </w:tcPr>
+          <w:p>
+            <w:pPr>
+              <w:spacing w:before="60" w:after="60" w:line="264" w:lineRule="auto"/>
+            </w:pPr>
+            <w:r/>
+            <w:r>
+              <w:rPr>
+                <w:b w:val="0"/>
+                <w:i w:val="0"/>
+                <w:sz w:val="14"/>
+              </w:rPr>
+              <w:t>17 CLOSE</w:t>
+            </w:r>
+          </w:p>
+        </w:tc>
+        <w:tc>
+          <w:tcPr>
+            <w:tcW w:type="dxa" w:w="1152"/>
+          </w:tcPr>
+          <w:p>
+            <w:pPr>
+              <w:spacing w:before="60" w:after="60" w:line="264" w:lineRule="auto"/>
+            </w:pPr>
+            <w:r/>
+            <w:r>
+              <w:rPr>
+                <w:b w:val="0"/>
+                <w:i w:val="0"/>
+                <w:sz w:val="14"/>
+              </w:rPr>
+              <w:t>2</w:t>
+            </w:r>
+          </w:p>
+        </w:tc>
+        <w:tc>
+          <w:tcPr>
+            <w:tcW w:type="dxa" w:w="2880"/>
+          </w:tcPr>
+          <w:p>
+            <w:pPr>
+              <w:spacing w:before="60" w:after="60" w:line="264" w:lineRule="auto"/>
+            </w:pPr>
+            <w:r/>
+            <w:r>
+              <w:rPr>
+                <w:b w:val="0"/>
+                <w:i w:val="0"/>
+                <w:sz w:val="14"/>
+              </w:rPr>
+              <w:t>NEW_V9_FS_12_THE_AUDIT_AGAIN</w:t>
+            </w:r>
+          </w:p>
+        </w:tc>
+        <w:tc>
+          <w:tcPr>
+            <w:tcW w:type="dxa" w:w="720"/>
+          </w:tcPr>
+          <w:p>
+            <w:pPr>
+              <w:spacing w:before="60" w:after="60" w:line="264" w:lineRule="auto"/>
+            </w:pPr>
+            <w:r/>
+            <w:r>
+              <w:rPr>
+                <w:b w:val="0"/>
+                <w:i w:val="0"/>
+                <w:sz w:val="14"/>
+              </w:rPr>
+              <w:t>1</w:t>
+            </w:r>
+          </w:p>
+        </w:tc>
+      </w:tr>
+      <w:tr>
+        <w:tc>
+          <w:tcPr>
+            <w:tcW w:type="dxa" w:w="1152"/>
+          </w:tcPr>
+          <w:p>
+            <w:pPr>
+              <w:spacing w:before="60" w:after="60" w:line="264" w:lineRule="auto"/>
+            </w:pPr>
+            <w:r/>
+            <w:r>
+              <w:rPr>
+                <w:b w:val="0"/>
+                <w:i w:val="0"/>
+                <w:sz w:val="14"/>
+              </w:rPr>
+              <w:t>V9-C16</w:t>
+            </w:r>
+          </w:p>
+        </w:tc>
+        <w:tc>
+          <w:tcPr>
+            <w:tcW w:type="dxa" w:w="1296"/>
+          </w:tcPr>
+          <w:p>
+            <w:pPr>
+              <w:spacing w:before="60" w:after="60" w:line="264" w:lineRule="auto"/>
+            </w:pPr>
+            <w:r/>
+            <w:r>
+              <w:rPr>
+                <w:b w:val="0"/>
+                <w:i w:val="0"/>
+                <w:sz w:val="14"/>
+              </w:rPr>
+              <w:t>FULL SCREEN</w:t>
+            </w:r>
+          </w:p>
+        </w:tc>
+        <w:tc>
+          <w:tcPr>
+            <w:tcW w:type="dxa" w:w="2448"/>
+          </w:tcPr>
+          <w:p>
+            <w:pPr>
+              <w:spacing w:before="60" w:after="60" w:line="264" w:lineRule="auto"/>
+            </w:pPr>
+            <w:r/>
+            <w:r>
+              <w:rPr>
+                <w:b w:val="0"/>
+                <w:i w:val="0"/>
+                <w:sz w:val="14"/>
+              </w:rPr>
+              <w:t>19 WATCH NEXT</w:t>
+            </w:r>
+          </w:p>
+        </w:tc>
+        <w:tc>
+          <w:tcPr>
+            <w:tcW w:type="dxa" w:w="1152"/>
+          </w:tcPr>
+          <w:p>
+            <w:pPr>
+              <w:spacing w:before="60" w:after="60" w:line="264" w:lineRule="auto"/>
+            </w:pPr>
+            <w:r/>
+            <w:r>
+              <w:rPr>
+                <w:b w:val="0"/>
+                <w:i w:val="0"/>
+                <w:sz w:val="14"/>
+              </w:rPr>
+              <w:t>1</w:t>
+            </w:r>
+          </w:p>
+        </w:tc>
+        <w:tc>
+          <w:tcPr>
+            <w:tcW w:type="dxa" w:w="2880"/>
+          </w:tcPr>
+          <w:p>
+            <w:pPr>
+              <w:spacing w:before="60" w:after="60" w:line="264" w:lineRule="auto"/>
+            </w:pPr>
+            <w:r/>
+            <w:r>
+              <w:rPr>
+                <w:b w:val="0"/>
+                <w:i w:val="0"/>
+                <w:sz w:val="14"/>
+              </w:rPr>
+              <w:t>NEW_V9_WATCH_NEXT</w:t>
+            </w:r>
+          </w:p>
+        </w:tc>
+        <w:tc>
+          <w:tcPr>
+            <w:tcW w:type="dxa" w:w="720"/>
+          </w:tcPr>
+          <w:p>
+            <w:pPr>
+              <w:spacing w:before="60" w:after="60" w:line="264" w:lineRule="auto"/>
+            </w:pPr>
+            <w:r/>
+            <w:r>
+              <w:rPr>
+                <w:b w:val="0"/>
+                <w:i w:val="0"/>
+                <w:sz w:val="14"/>
+              </w:rPr>
+              <w:t>1</w:t>
+            </w:r>
+          </w:p>
+        </w:tc>
+      </w:tr>
+    </w:tbl>
+    <w:p>
+      <w:pPr>
+        <w:spacing w:after="120"/>
+      </w:pPr>
+    </w:p>
+    <w:p>
+      <w:pPr>
+        <w:spacing w:before="100" w:after="200"/>
+      </w:pPr>
+      <w:r>
+        <w:rPr>
+          <w:b w:val="0"/>
+          <w:i w:val="0"/>
+          <w:color w:val="5A6B82"/>
+          <w:sz w:val="19"/>
+        </w:rPr>
+        <w:t>One event list generates the camera map, the motion map, the sound map, the asset index and the Riverside prompt, so no two of them can disagree. An event may begin and end inside one paragraph or run across several.</w:t>
+      </w:r>
+    </w:p>
+    <w:p>
+      <w:pPr>
+        <w:spacing w:before="320" w:after="120"/>
+        <w:keepNext w:val="1"/>
+        <w:keepLines w:val="1"/>
+      </w:pPr>
+      <w:r>
+        <w:rPr>
+          <w:b/>
+          <w:i w:val="0"/>
+          <w:color w:val="112345"/>
+          <w:sz w:val="26"/>
+        </w:rPr>
+        <w:t>FAMILIES, AND WHERE EACH ONE PLAYS</w:t>
+      </w:r>
+    </w:p>
+    <w:tbl>
+      <w:tblPr>
+        <w:tblW w:type="auto" w:w="0"/>
+        <w:jc w:val="left"/>
+        <w:tblBorders>
+          <w:top w:val="single" w:sz="4" w:space="0" w:color="C9BFA8"/>
+          <w:left w:val="single" w:sz="4" w:space="0" w:color="C9BFA8"/>
+          <w:bottom w:val="single" w:sz="4" w:space="0" w:color="C9BFA8"/>
+          <w:right w:val="single" w:sz="4" w:space="0" w:color="C9BFA8"/>
+          <w:insideH w:val="single" w:sz="4" w:space="0" w:color="C9BFA8"/>
+          <w:insideV w:val="single" w:sz="4" w:space="0" w:color="C9BFA8"/>
+        </w:tblBorders>
+        <w:tblLayout w:type="fixed"/>
+        <w:tblLook w:firstColumn="1" w:firstRow="1" w:lastColumn="0" w:lastRow="0" w:noHBand="0" w:noVBand="1" w:val="04A0"/>
+      </w:tblPr>
+      <w:tblGrid>
+        <w:gridCol w:w="2412"/>
+        <w:gridCol w:w="2412"/>
+        <w:gridCol w:w="2412"/>
+        <w:gridCol w:w="2412"/>
+      </w:tblGrid>
+      <w:tr>
+        <w:trPr>
+          <w:tblHeader w:val="true"/>
+        </w:trPr>
+        <w:tc>
+          <w:tcPr>
+            <w:tcW w:type="dxa" w:w="3456"/>
             <w:shd w:val="clear" w:color="auto" w:fill="F3EFE6"/>
           </w:tcPr>
           <w:p>
@@ -1922,7 +3883,70 @@
                 <w:color w:val="112345"/>
                 <w:sz w:val="17"/>
               </w:rPr>
-              <w:t>ANCHOR</w:t>
+              <w:t>ASSET FAMILY</w:t>
+            </w:r>
+          </w:p>
+        </w:tc>
+        <w:tc>
+          <w:tcPr>
+            <w:tcW w:type="dxa" w:w="3456"/>
+            <w:shd w:val="clear" w:color="auto" w:fill="F3EFE6"/>
+          </w:tcPr>
+          <w:p>
+            <w:pPr>
+              <w:spacing w:before="60" w:after="60" w:line="264" w:lineRule="auto"/>
+            </w:pPr>
+            <w:r/>
+            <w:r>
+              <w:rPr>
+                <w:b/>
+                <w:i w:val="0"/>
+                <w:color w:val="112345"/>
+                <w:sz w:val="17"/>
+              </w:rPr>
+              <w:t>FIRST EVENT</w:t>
+            </w:r>
+          </w:p>
+        </w:tc>
+        <w:tc>
+          <w:tcPr>
+            <w:tcW w:type="dxa" w:w="1296"/>
+            <w:shd w:val="clear" w:color="auto" w:fill="F3EFE6"/>
+          </w:tcPr>
+          <w:p>
+            <w:pPr>
+              <w:spacing w:before="60" w:after="60" w:line="264" w:lineRule="auto"/>
+            </w:pPr>
+            <w:r/>
+            <w:r>
+              <w:rPr>
+                <w:b/>
+                <w:i w:val="0"/>
+                <w:color w:val="112345"/>
+                <w:sz w:val="17"/>
+              </w:rPr>
+              <w:t>OCCURRENCES</w:t>
+            </w:r>
+          </w:p>
+        </w:tc>
+        <w:tc>
+          <w:tcPr>
+            <w:tcW w:type="dxa" w:w="1008"/>
+            <w:shd w:val="clear" w:color="auto" w:fill="F3EFE6"/>
+          </w:tcPr>
+          <w:p>
+            <w:pPr>
+              <w:spacing w:before="60" w:after="60" w:line="264" w:lineRule="auto"/>
+            </w:pPr>
+            <w:r/>
+            <w:r>
+              <w:rPr>
+                <w:b/>
+                <w:i w:val="0"/>
+                <w:color w:val="112345"/>
+                <w:sz w:val="17"/>
+              </w:rPr>
+              <w:t>STATES</w:t>
             </w:r>
           </w:p>
         </w:tc>
@@ -1930,7 +3954,7 @@
       <w:tr>
         <w:tc>
           <w:tcPr>
-            <w:tcW w:type="dxa" w:w="3312"/>
+            <w:tcW w:type="dxa" w:w="3456"/>
           </w:tcPr>
           <w:p>
             <w:pPr>
@@ -1949,7 +3973,7 @@
         </w:tc>
         <w:tc>
           <w:tcPr>
-            <w:tcW w:type="dxa" w:w="3024"/>
+            <w:tcW w:type="dxa" w:w="3456"/>
           </w:tcPr>
           <w:p>
             <w:pPr>
@@ -1962,32 +3986,13 @@
                 <w:i w:val="0"/>
                 <w:sz w:val="15"/>
               </w:rPr>
-              <w:t>1 HOOK</w:t>
+              <w:t>1 HOOK, para 2</w:t>
             </w:r>
           </w:p>
         </w:tc>
         <w:tc>
           <w:tcPr>
-            <w:tcW w:type="dxa" w:w="720"/>
-          </w:tcPr>
-          <w:p>
-            <w:pPr>
-              <w:spacing w:before="60" w:after="60" w:line="264" w:lineRule="auto"/>
-            </w:pPr>
-            <w:r/>
-            <w:r>
-              <w:rPr>
-                <w:b w:val="0"/>
-                <w:i w:val="0"/>
-                <w:sz w:val="15"/>
-              </w:rPr>
-              <w:t>2</w:t>
-            </w:r>
-          </w:p>
-        </w:tc>
-        <w:tc>
-          <w:tcPr>
-            <w:tcW w:type="dxa" w:w="864"/>
+            <w:tcW w:type="dxa" w:w="1296"/>
           </w:tcPr>
           <w:p>
             <w:pPr>
@@ -2006,7 +4011,7 @@
         </w:tc>
         <w:tc>
           <w:tcPr>
-            <w:tcW w:type="dxa" w:w="1728"/>
+            <w:tcW w:type="dxa" w:w="1008"/>
           </w:tcPr>
           <w:p>
             <w:pPr>
@@ -2019,7 +4024,7 @@
                 <w:i w:val="0"/>
                 <w:sz w:val="15"/>
               </w:rPr>
-              <w:t>RE-ANCHORED</w:t>
+              <w:t>1</w:t>
             </w:r>
           </w:p>
         </w:tc>
@@ -2027,7 +4032,7 @@
       <w:tr>
         <w:tc>
           <w:tcPr>
-            <w:tcW w:type="dxa" w:w="3312"/>
+            <w:tcW w:type="dxa" w:w="3456"/>
           </w:tcPr>
           <w:p>
             <w:pPr>
@@ -2046,7 +4051,7 @@
         </w:tc>
         <w:tc>
           <w:tcPr>
-            <w:tcW w:type="dxa" w:w="3024"/>
+            <w:tcW w:type="dxa" w:w="3456"/>
           </w:tcPr>
           <w:p>
             <w:pPr>
@@ -2059,32 +4064,13 @@
                 <w:i w:val="0"/>
                 <w:sz w:val="15"/>
               </w:rPr>
-              <w:t>1 HOOK</w:t>
+              <w:t>1 HOOK, para 3</w:t>
             </w:r>
           </w:p>
         </w:tc>
         <w:tc>
           <w:tcPr>
-            <w:tcW w:type="dxa" w:w="720"/>
-          </w:tcPr>
-          <w:p>
-            <w:pPr>
-              <w:spacing w:before="60" w:after="60" w:line="264" w:lineRule="auto"/>
-            </w:pPr>
-            <w:r/>
-            <w:r>
-              <w:rPr>
-                <w:b w:val="0"/>
-                <w:i w:val="0"/>
-                <w:sz w:val="15"/>
-              </w:rPr>
-              <w:t>3</w:t>
-            </w:r>
-          </w:p>
-        </w:tc>
-        <w:tc>
-          <w:tcPr>
-            <w:tcW w:type="dxa" w:w="864"/>
+            <w:tcW w:type="dxa" w:w="1296"/>
           </w:tcPr>
           <w:p>
             <w:pPr>
@@ -2103,7 +4089,7 @@
         </w:tc>
         <w:tc>
           <w:tcPr>
-            <w:tcW w:type="dxa" w:w="1728"/>
+            <w:tcW w:type="dxa" w:w="1008"/>
           </w:tcPr>
           <w:p>
             <w:pPr>
@@ -2116,7 +4102,7 @@
                 <w:i w:val="0"/>
                 <w:sz w:val="15"/>
               </w:rPr>
-              <w:t>EARLY EDIT</w:t>
+              <w:t>1</w:t>
             </w:r>
           </w:p>
         </w:tc>
@@ -2124,7 +4110,85 @@
       <w:tr>
         <w:tc>
           <w:tcPr>
-            <w:tcW w:type="dxa" w:w="3312"/>
+            <w:tcW w:type="dxa" w:w="3456"/>
+          </w:tcPr>
+          <w:p>
+            <w:pPr>
+              <w:spacing w:before="60" w:after="60" w:line="264" w:lineRule="auto"/>
+            </w:pPr>
+            <w:r/>
+            <w:r>
+              <w:rPr>
+                <w:b w:val="0"/>
+                <w:i w:val="0"/>
+                <w:sz w:val="15"/>
+              </w:rPr>
+              <w:t>NEW_V9_FS_02_WHY_THE_ADVICE_HELPS</w:t>
+            </w:r>
+          </w:p>
+        </w:tc>
+        <w:tc>
+          <w:tcPr>
+            <w:tcW w:type="dxa" w:w="3456"/>
+          </w:tcPr>
+          <w:p>
+            <w:pPr>
+              <w:spacing w:before="60" w:after="60" w:line="264" w:lineRule="auto"/>
+            </w:pPr>
+            <w:r/>
+            <w:r>
+              <w:rPr>
+                <w:b w:val="0"/>
+                <w:i w:val="0"/>
+                <w:sz w:val="15"/>
+              </w:rPr>
+              <w:t>4 WHY TRANSFERABLE-SKILLS ADVICE HELPS, para 1</w:t>
+            </w:r>
+          </w:p>
+        </w:tc>
+        <w:tc>
+          <w:tcPr>
+            <w:tcW w:type="dxa" w:w="1296"/>
+          </w:tcPr>
+          <w:p>
+            <w:pPr>
+              <w:spacing w:before="60" w:after="60" w:line="264" w:lineRule="auto"/>
+            </w:pPr>
+            <w:r/>
+            <w:r>
+              <w:rPr>
+                <w:b w:val="0"/>
+                <w:i w:val="0"/>
+                <w:sz w:val="15"/>
+              </w:rPr>
+              <w:t>1</w:t>
+            </w:r>
+          </w:p>
+        </w:tc>
+        <w:tc>
+          <w:tcPr>
+            <w:tcW w:type="dxa" w:w="1008"/>
+          </w:tcPr>
+          <w:p>
+            <w:pPr>
+              <w:spacing w:before="60" w:after="60" w:line="264" w:lineRule="auto"/>
+            </w:pPr>
+            <w:r/>
+            <w:r>
+              <w:rPr>
+                <w:b w:val="0"/>
+                <w:i w:val="0"/>
+                <w:sz w:val="15"/>
+              </w:rPr>
+              <w:t>1</w:t>
+            </w:r>
+          </w:p>
+        </w:tc>
+      </w:tr>
+      <w:tr>
+        <w:tc>
+          <w:tcPr>
+            <w:tcW w:type="dxa" w:w="3456"/>
           </w:tcPr>
           <w:p>
             <w:pPr>
@@ -2143,7 +4207,7 @@
         </w:tc>
         <w:tc>
           <w:tcPr>
-            <w:tcW w:type="dxa" w:w="3024"/>
+            <w:tcW w:type="dxa" w:w="3456"/>
           </w:tcPr>
           <w:p>
             <w:pPr>
@@ -2156,110 +4220,13 @@
                 <w:i w:val="0"/>
                 <w:sz w:val="15"/>
               </w:rPr>
-              <w:t>1 HOOK</w:t>
+              <w:t>5 THE FOUR QUESTIONS, para 1</w:t>
             </w:r>
           </w:p>
         </w:tc>
         <w:tc>
           <w:tcPr>
-            <w:tcW w:type="dxa" w:w="720"/>
-          </w:tcPr>
-          <w:p>
-            <w:pPr>
-              <w:spacing w:before="60" w:after="60" w:line="264" w:lineRule="auto"/>
-            </w:pPr>
-            <w:r/>
-            <w:r>
-              <w:rPr>
-                <w:b w:val="0"/>
-                <w:i w:val="0"/>
-                <w:sz w:val="15"/>
-              </w:rPr>
-              <w:t>5</w:t>
-            </w:r>
-          </w:p>
-        </w:tc>
-        <w:tc>
-          <w:tcPr>
-            <w:tcW w:type="dxa" w:w="864"/>
-          </w:tcPr>
-          <w:p>
-            <w:pPr>
-              <w:spacing w:before="60" w:after="60" w:line="264" w:lineRule="auto"/>
-            </w:pPr>
-            <w:r/>
-            <w:r>
-              <w:rPr>
-                <w:b w:val="0"/>
-                <w:i w:val="0"/>
-                <w:sz w:val="15"/>
-              </w:rPr>
-              <w:t>5</w:t>
-            </w:r>
-          </w:p>
-        </w:tc>
-        <w:tc>
-          <w:tcPr>
-            <w:tcW w:type="dxa" w:w="1728"/>
-          </w:tcPr>
-          <w:p>
-            <w:pPr>
-              <w:spacing w:before="60" w:after="60" w:line="264" w:lineRule="auto"/>
-            </w:pPr>
-            <w:r/>
-            <w:r>
-              <w:rPr>
-                <w:b w:val="0"/>
-                <w:i w:val="0"/>
-                <w:sz w:val="15"/>
-              </w:rPr>
-              <w:t>RE-ANCHORED</w:t>
-            </w:r>
-          </w:p>
-        </w:tc>
-      </w:tr>
-      <w:tr>
-        <w:tc>
-          <w:tcPr>
-            <w:tcW w:type="dxa" w:w="3312"/>
-          </w:tcPr>
-          <w:p>
-            <w:pPr>
-              <w:spacing w:before="60" w:after="60" w:line="264" w:lineRule="auto"/>
-            </w:pPr>
-            <w:r/>
-            <w:r>
-              <w:rPr>
-                <w:b w:val="0"/>
-                <w:i w:val="0"/>
-                <w:sz w:val="15"/>
-              </w:rPr>
-              <w:t>NEW_V9_FS_02_WHY_THE_ADVICE_HELPS</w:t>
-            </w:r>
-          </w:p>
-        </w:tc>
-        <w:tc>
-          <w:tcPr>
-            <w:tcW w:type="dxa" w:w="3024"/>
-          </w:tcPr>
-          <w:p>
-            <w:pPr>
-              <w:spacing w:before="60" w:after="60" w:line="264" w:lineRule="auto"/>
-            </w:pPr>
-            <w:r/>
-            <w:r>
-              <w:rPr>
-                <w:b w:val="0"/>
-                <w:i w:val="0"/>
-                <w:sz w:val="15"/>
-              </w:rPr>
-              <w:t>4 WHY TRANSFERABLE-SKILLS ADVICE HELPS</w:t>
-            </w:r>
-          </w:p>
-        </w:tc>
-        <w:tc>
-          <w:tcPr>
-            <w:tcW w:type="dxa" w:w="720"/>
+            <w:tcW w:type="dxa" w:w="1296"/>
           </w:tcPr>
           <w:p>
             <w:pPr>
@@ -2278,7 +4245,66 @@
         </w:tc>
         <w:tc>
           <w:tcPr>
-            <w:tcW w:type="dxa" w:w="864"/>
+            <w:tcW w:type="dxa" w:w="1008"/>
+          </w:tcPr>
+          <w:p>
+            <w:pPr>
+              <w:spacing w:before="60" w:after="60" w:line="264" w:lineRule="auto"/>
+            </w:pPr>
+            <w:r/>
+            <w:r>
+              <w:rPr>
+                <w:b w:val="0"/>
+                <w:i w:val="0"/>
+                <w:sz w:val="15"/>
+              </w:rPr>
+              <w:t>5</w:t>
+            </w:r>
+          </w:p>
+        </w:tc>
+      </w:tr>
+      <w:tr>
+        <w:tc>
+          <w:tcPr>
+            <w:tcW w:type="dxa" w:w="3456"/>
+          </w:tcPr>
+          <w:p>
+            <w:pPr>
+              <w:spacing w:before="60" w:after="60" w:line="264" w:lineRule="auto"/>
+            </w:pPr>
+            <w:r/>
+            <w:r>
+              <w:rPr>
+                <w:b w:val="0"/>
+                <w:i w:val="0"/>
+                <w:sz w:val="15"/>
+              </w:rPr>
+              <w:t>NEW_V9_FS_04_DEMONSTRATED_NOT_CLAIMED</w:t>
+            </w:r>
+          </w:p>
+        </w:tc>
+        <w:tc>
+          <w:tcPr>
+            <w:tcW w:type="dxa" w:w="3456"/>
+          </w:tcPr>
+          <w:p>
+            <w:pPr>
+              <w:spacing w:before="60" w:after="60" w:line="264" w:lineRule="auto"/>
+            </w:pPr>
+            <w:r/>
+            <w:r>
+              <w:rPr>
+                <w:b w:val="0"/>
+                <w:i w:val="0"/>
+                <w:sz w:val="15"/>
+              </w:rPr>
+              <w:t>6 1 | WHAT TRAVELS, para 1</w:t>
+            </w:r>
+          </w:p>
+        </w:tc>
+        <w:tc>
+          <w:tcPr>
+            <w:tcW w:type="dxa" w:w="1296"/>
           </w:tcPr>
           <w:p>
             <w:pPr>
@@ -2297,7 +4323,7 @@
         </w:tc>
         <w:tc>
           <w:tcPr>
-            <w:tcW w:type="dxa" w:w="1728"/>
+            <w:tcW w:type="dxa" w:w="1008"/>
           </w:tcPr>
           <w:p>
             <w:pPr>
@@ -2310,7 +4336,7 @@
                 <w:i w:val="0"/>
                 <w:sz w:val="15"/>
               </w:rPr>
-              <w:t>RE-ANCHORED</w:t>
+              <w:t>1</w:t>
             </w:r>
           </w:p>
         </w:tc>
@@ -2318,7 +4344,7 @@
       <w:tr>
         <w:tc>
           <w:tcPr>
-            <w:tcW w:type="dxa" w:w="3312"/>
+            <w:tcW w:type="dxa" w:w="3456"/>
           </w:tcPr>
           <w:p>
             <w:pPr>
@@ -2331,13 +4357,13 @@
                 <w:i w:val="0"/>
                 <w:sz w:val="15"/>
               </w:rPr>
-              <w:t>NEW_V9_FS_04_DEMONSTRATED_NOT_CLAIMED</w:t>
+              <w:t>NEW_V9_FS_05_TIED_TO_THE_OLD_CONTEXT</w:t>
             </w:r>
           </w:p>
         </w:tc>
         <w:tc>
           <w:tcPr>
-            <w:tcW w:type="dxa" w:w="3024"/>
+            <w:tcW w:type="dxa" w:w="3456"/>
           </w:tcPr>
           <w:p>
             <w:pPr>
@@ -2350,13 +4376,13 @@
                 <w:i w:val="0"/>
                 <w:sz w:val="15"/>
               </w:rPr>
-              <w:t>6 1 | WHAT TRAVELS</w:t>
+              <w:t>7 2 | WHAT DOES NOT, para 1</w:t>
             </w:r>
           </w:p>
         </w:tc>
         <w:tc>
           <w:tcPr>
-            <w:tcW w:type="dxa" w:w="720"/>
+            <w:tcW w:type="dxa" w:w="1296"/>
           </w:tcPr>
           <w:p>
             <w:pPr>
@@ -2375,7 +4401,66 @@
         </w:tc>
         <w:tc>
           <w:tcPr>
-            <w:tcW w:type="dxa" w:w="864"/>
+            <w:tcW w:type="dxa" w:w="1008"/>
+          </w:tcPr>
+          <w:p>
+            <w:pPr>
+              <w:spacing w:before="60" w:after="60" w:line="264" w:lineRule="auto"/>
+            </w:pPr>
+            <w:r/>
+            <w:r>
+              <w:rPr>
+                <w:b w:val="0"/>
+                <w:i w:val="0"/>
+                <w:sz w:val="15"/>
+              </w:rPr>
+              <w:t>1</w:t>
+            </w:r>
+          </w:p>
+        </w:tc>
+      </w:tr>
+      <w:tr>
+        <w:tc>
+          <w:tcPr>
+            <w:tcW w:type="dxa" w:w="3456"/>
+          </w:tcPr>
+          <w:p>
+            <w:pPr>
+              <w:spacing w:before="60" w:after="60" w:line="264" w:lineRule="auto"/>
+            </w:pPr>
+            <w:r/>
+            <w:r>
+              <w:rPr>
+                <w:b w:val="0"/>
+                <w:i w:val="0"/>
+                <w:sz w:val="15"/>
+              </w:rPr>
+              <w:t>NEW_V9_FS_06_WHAT_CAN_ANOTHER_PERSON_SEE</w:t>
+            </w:r>
+          </w:p>
+        </w:tc>
+        <w:tc>
+          <w:tcPr>
+            <w:tcW w:type="dxa" w:w="3456"/>
+          </w:tcPr>
+          <w:p>
+            <w:pPr>
+              <w:spacing w:before="60" w:after="60" w:line="264" w:lineRule="auto"/>
+            </w:pPr>
+            <w:r/>
+            <w:r>
+              <w:rPr>
+                <w:b w:val="0"/>
+                <w:i w:val="0"/>
+                <w:sz w:val="15"/>
+              </w:rPr>
+              <w:t>8 3 | WHAT CAN I PROVE, para 2</w:t>
+            </w:r>
+          </w:p>
+        </w:tc>
+        <w:tc>
+          <w:tcPr>
+            <w:tcW w:type="dxa" w:w="1296"/>
           </w:tcPr>
           <w:p>
             <w:pPr>
@@ -2394,7 +4479,7 @@
         </w:tc>
         <w:tc>
           <w:tcPr>
-            <w:tcW w:type="dxa" w:w="1728"/>
+            <w:tcW w:type="dxa" w:w="1008"/>
           </w:tcPr>
           <w:p>
             <w:pPr>
@@ -2407,7 +4492,7 @@
                 <w:i w:val="0"/>
                 <w:sz w:val="15"/>
               </w:rPr>
-              <w:t>RE-ANCHORED</w:t>
+              <w:t>1</w:t>
             </w:r>
           </w:p>
         </w:tc>
@@ -2415,7 +4500,7 @@
       <w:tr>
         <w:tc>
           <w:tcPr>
-            <w:tcW w:type="dxa" w:w="3312"/>
+            <w:tcW w:type="dxa" w:w="3456"/>
           </w:tcPr>
           <w:p>
             <w:pPr>
@@ -2428,13 +4513,13 @@
                 <w:i w:val="0"/>
                 <w:sz w:val="15"/>
               </w:rPr>
-              <w:t>NEW_V9_FS_05_TIED_TO_THE_OLD_CONTEXT</w:t>
+              <w:t>NEW_V9_FS_07_WHAT_THE_NEW_CONTEXT_REQUIRES</w:t>
             </w:r>
           </w:p>
         </w:tc>
         <w:tc>
           <w:tcPr>
-            <w:tcW w:type="dxa" w:w="3024"/>
+            <w:tcW w:type="dxa" w:w="3456"/>
           </w:tcPr>
           <w:p>
             <w:pPr>
@@ -2447,13 +4532,13 @@
                 <w:i w:val="0"/>
                 <w:sz w:val="15"/>
               </w:rPr>
-              <w:t>7 2 | WHAT DOES NOT</w:t>
+              <w:t>9 4 | WHAT MUST I RELEARN, para 3</w:t>
             </w:r>
           </w:p>
         </w:tc>
         <w:tc>
           <w:tcPr>
-            <w:tcW w:type="dxa" w:w="720"/>
+            <w:tcW w:type="dxa" w:w="1296"/>
           </w:tcPr>
           <w:p>
             <w:pPr>
@@ -2472,7 +4557,66 @@
         </w:tc>
         <w:tc>
           <w:tcPr>
-            <w:tcW w:type="dxa" w:w="864"/>
+            <w:tcW w:type="dxa" w:w="1008"/>
+          </w:tcPr>
+          <w:p>
+            <w:pPr>
+              <w:spacing w:before="60" w:after="60" w:line="264" w:lineRule="auto"/>
+            </w:pPr>
+            <w:r/>
+            <w:r>
+              <w:rPr>
+                <w:b w:val="0"/>
+                <w:i w:val="0"/>
+                <w:sz w:val="15"/>
+              </w:rPr>
+              <w:t>1</w:t>
+            </w:r>
+          </w:p>
+        </w:tc>
+      </w:tr>
+      <w:tr>
+        <w:tc>
+          <w:tcPr>
+            <w:tcW w:type="dxa" w:w="3456"/>
+          </w:tcPr>
+          <w:p>
+            <w:pPr>
+              <w:spacing w:before="60" w:after="60" w:line="264" w:lineRule="auto"/>
+            </w:pPr>
+            <w:r/>
+            <w:r>
+              <w:rPr>
+                <w:b w:val="0"/>
+                <w:i w:val="0"/>
+                <w:sz w:val="15"/>
+              </w:rPr>
+              <w:t>NEW_V9_FS_08_SORTING</w:t>
+            </w:r>
+          </w:p>
+        </w:tc>
+        <w:tc>
+          <w:tcPr>
+            <w:tcW w:type="dxa" w:w="3456"/>
+          </w:tcPr>
+          <w:p>
+            <w:pPr>
+              <w:spacing w:before="60" w:after="60" w:line="264" w:lineRule="auto"/>
+            </w:pPr>
+            <w:r/>
+            <w:r>
+              <w:rPr>
+                <w:b w:val="0"/>
+                <w:i w:val="0"/>
+                <w:sz w:val="15"/>
+              </w:rPr>
+              <w:t>10 THINK OF IT LIKE SORTING, para 1</w:t>
+            </w:r>
+          </w:p>
+        </w:tc>
+        <w:tc>
+          <w:tcPr>
+            <w:tcW w:type="dxa" w:w="1296"/>
           </w:tcPr>
           <w:p>
             <w:pPr>
@@ -2491,7 +4635,7 @@
         </w:tc>
         <w:tc>
           <w:tcPr>
-            <w:tcW w:type="dxa" w:w="1728"/>
+            <w:tcW w:type="dxa" w:w="1008"/>
           </w:tcPr>
           <w:p>
             <w:pPr>
@@ -2504,7 +4648,7 @@
                 <w:i w:val="0"/>
                 <w:sz w:val="15"/>
               </w:rPr>
-              <w:t>RE-ANCHORED</w:t>
+              <w:t>1</w:t>
             </w:r>
           </w:p>
         </w:tc>
@@ -2512,7 +4656,7 @@
       <w:tr>
         <w:tc>
           <w:tcPr>
-            <w:tcW w:type="dxa" w:w="3312"/>
+            <w:tcW w:type="dxa" w:w="3456"/>
           </w:tcPr>
           <w:p>
             <w:pPr>
@@ -2525,13 +4669,13 @@
                 <w:i w:val="0"/>
                 <w:sz w:val="15"/>
               </w:rPr>
-              <w:t>NEW_V9_FS_06_WHAT_CAN_ANOTHER_PERSON_SEE</w:t>
+              <w:t>NEW_V9_FS_09_FOUR_COLUMNS</w:t>
             </w:r>
           </w:p>
         </w:tc>
         <w:tc>
           <w:tcPr>
-            <w:tcW w:type="dxa" w:w="3024"/>
+            <w:tcW w:type="dxa" w:w="3456"/>
           </w:tcPr>
           <w:p>
             <w:pPr>
@@ -2544,32 +4688,13 @@
                 <w:i w:val="0"/>
                 <w:sz w:val="15"/>
               </w:rPr>
-              <w:t>8 3 | WHAT CAN I PROVE</w:t>
+              <w:t>11 TRY THE FOUR-COLUMN TEST, para 1</w:t>
             </w:r>
           </w:p>
         </w:tc>
         <w:tc>
           <w:tcPr>
-            <w:tcW w:type="dxa" w:w="720"/>
-          </w:tcPr>
-          <w:p>
-            <w:pPr>
-              <w:spacing w:before="60" w:after="60" w:line="264" w:lineRule="auto"/>
-            </w:pPr>
-            <w:r/>
-            <w:r>
-              <w:rPr>
-                <w:b w:val="0"/>
-                <w:i w:val="0"/>
-                <w:sz w:val="15"/>
-              </w:rPr>
-              <w:t>2</w:t>
-            </w:r>
-          </w:p>
-        </w:tc>
-        <w:tc>
-          <w:tcPr>
-            <w:tcW w:type="dxa" w:w="864"/>
+            <w:tcW w:type="dxa" w:w="1296"/>
           </w:tcPr>
           <w:p>
             <w:pPr>
@@ -2588,7 +4713,7 @@
         </w:tc>
         <w:tc>
           <w:tcPr>
-            <w:tcW w:type="dxa" w:w="1728"/>
+            <w:tcW w:type="dxa" w:w="1008"/>
           </w:tcPr>
           <w:p>
             <w:pPr>
@@ -2601,7 +4726,7 @@
                 <w:i w:val="0"/>
                 <w:sz w:val="15"/>
               </w:rPr>
-              <w:t>RE-ANCHORED</w:t>
+              <w:t>1</w:t>
             </w:r>
           </w:p>
         </w:tc>
@@ -2609,7 +4734,7 @@
       <w:tr>
         <w:tc>
           <w:tcPr>
-            <w:tcW w:type="dxa" w:w="3312"/>
+            <w:tcW w:type="dxa" w:w="3456"/>
           </w:tcPr>
           <w:p>
             <w:pPr>
@@ -2622,13 +4747,13 @@
                 <w:i w:val="0"/>
                 <w:sz w:val="15"/>
               </w:rPr>
-              <w:t>NEW_V9_FS_07_WHAT_THE_NEW_CONTEXT_REQUIRES</w:t>
+              <w:t>NEW_V9_FS_10_BOUNDARY</w:t>
             </w:r>
           </w:p>
         </w:tc>
         <w:tc>
           <w:tcPr>
-            <w:tcW w:type="dxa" w:w="3024"/>
+            <w:tcW w:type="dxa" w:w="3456"/>
           </w:tcPr>
           <w:p>
             <w:pPr>
@@ -2641,32 +4766,13 @@
                 <w:i w:val="0"/>
                 <w:sz w:val="15"/>
               </w:rPr>
-              <w:t>9 4 | WHAT MUST I RELEARN</w:t>
+              <w:t>12 REAL LIMITS STILL MATTER, para 2</w:t>
             </w:r>
           </w:p>
         </w:tc>
         <w:tc>
           <w:tcPr>
-            <w:tcW w:type="dxa" w:w="720"/>
-          </w:tcPr>
-          <w:p>
-            <w:pPr>
-              <w:spacing w:before="60" w:after="60" w:line="264" w:lineRule="auto"/>
-            </w:pPr>
-            <w:r/>
-            <w:r>
-              <w:rPr>
-                <w:b w:val="0"/>
-                <w:i w:val="0"/>
-                <w:sz w:val="15"/>
-              </w:rPr>
-              <w:t>3</w:t>
-            </w:r>
-          </w:p>
-        </w:tc>
-        <w:tc>
-          <w:tcPr>
-            <w:tcW w:type="dxa" w:w="864"/>
+            <w:tcW w:type="dxa" w:w="1296"/>
           </w:tcPr>
           <w:p>
             <w:pPr>
@@ -2685,7 +4791,7 @@
         </w:tc>
         <w:tc>
           <w:tcPr>
-            <w:tcW w:type="dxa" w:w="1728"/>
+            <w:tcW w:type="dxa" w:w="1008"/>
           </w:tcPr>
           <w:p>
             <w:pPr>
@@ -2698,7 +4804,7 @@
                 <w:i w:val="0"/>
                 <w:sz w:val="15"/>
               </w:rPr>
-              <w:t>RE-ANCHORED</w:t>
+              <w:t>1</w:t>
             </w:r>
           </w:p>
         </w:tc>
@@ -2706,7 +4812,7 @@
       <w:tr>
         <w:tc>
           <w:tcPr>
-            <w:tcW w:type="dxa" w:w="3312"/>
+            <w:tcW w:type="dxa" w:w="3456"/>
           </w:tcPr>
           <w:p>
             <w:pPr>
@@ -2719,13 +4825,13 @@
                 <w:i w:val="0"/>
                 <w:sz w:val="15"/>
               </w:rPr>
-              <w:t>NEW_V9_FS_08_SORTING</w:t>
+              <w:t>NEW_V9_FS_11_FLUENCY_AND_PORTABILITY</w:t>
             </w:r>
           </w:p>
         </w:tc>
         <w:tc>
           <w:tcPr>
-            <w:tcW w:type="dxa" w:w="3024"/>
+            <w:tcW w:type="dxa" w:w="3456"/>
           </w:tcPr>
           <w:p>
             <w:pPr>
@@ -2738,32 +4844,13 @@
                 <w:i w:val="0"/>
                 <w:sz w:val="15"/>
               </w:rPr>
-              <w:t>10 THINK OF IT LIKE SORTING</w:t>
+              <w:t>13 WHY THIS CAN BE HARDER LATER IN YOUR CAREER, para 3</w:t>
             </w:r>
           </w:p>
         </w:tc>
         <w:tc>
           <w:tcPr>
-            <w:tcW w:type="dxa" w:w="720"/>
-          </w:tcPr>
-          <w:p>
-            <w:pPr>
-              <w:spacing w:before="60" w:after="60" w:line="264" w:lineRule="auto"/>
-            </w:pPr>
-            <w:r/>
-            <w:r>
-              <w:rPr>
-                <w:b w:val="0"/>
-                <w:i w:val="0"/>
-                <w:sz w:val="15"/>
-              </w:rPr>
-              <w:t>2</w:t>
-            </w:r>
-          </w:p>
-        </w:tc>
-        <w:tc>
-          <w:tcPr>
-            <w:tcW w:type="dxa" w:w="864"/>
+            <w:tcW w:type="dxa" w:w="1296"/>
           </w:tcPr>
           <w:p>
             <w:pPr>
@@ -2782,7 +4869,7 @@
         </w:tc>
         <w:tc>
           <w:tcPr>
-            <w:tcW w:type="dxa" w:w="1728"/>
+            <w:tcW w:type="dxa" w:w="1008"/>
           </w:tcPr>
           <w:p>
             <w:pPr>
@@ -2795,7 +4882,7 @@
                 <w:i w:val="0"/>
                 <w:sz w:val="15"/>
               </w:rPr>
-              <w:t>RE-ANCHORED</w:t>
+              <w:t>1</w:t>
             </w:r>
           </w:p>
         </w:tc>
@@ -2803,7 +4890,7 @@
       <w:tr>
         <w:tc>
           <w:tcPr>
-            <w:tcW w:type="dxa" w:w="3312"/>
+            <w:tcW w:type="dxa" w:w="3456"/>
           </w:tcPr>
           <w:p>
             <w:pPr>
@@ -2816,13 +4903,13 @@
                 <w:i w:val="0"/>
                 <w:sz w:val="15"/>
               </w:rPr>
-              <w:t>NEW_V9_FS_09_FOUR_COLUMNS</w:t>
+              <w:t>NEW_V9_FS_13_X_Y_Z</w:t>
             </w:r>
           </w:p>
         </w:tc>
         <w:tc>
           <w:tcPr>
-            <w:tcW w:type="dxa" w:w="3024"/>
+            <w:tcW w:type="dxa" w:w="3456"/>
           </w:tcPr>
           <w:p>
             <w:pPr>
@@ -2835,13 +4922,13 @@
                 <w:i w:val="0"/>
                 <w:sz w:val="15"/>
               </w:rPr>
-              <w:t>11 TRY THE FOUR-COLUMN TEST</w:t>
+              <w:t>14 HOW TO TALK ABOUT THE GAP, para 2</w:t>
             </w:r>
           </w:p>
         </w:tc>
         <w:tc>
           <w:tcPr>
-            <w:tcW w:type="dxa" w:w="720"/>
+            <w:tcW w:type="dxa" w:w="1296"/>
           </w:tcPr>
           <w:p>
             <w:pPr>
@@ -2860,7 +4947,66 @@
         </w:tc>
         <w:tc>
           <w:tcPr>
-            <w:tcW w:type="dxa" w:w="864"/>
+            <w:tcW w:type="dxa" w:w="1008"/>
+          </w:tcPr>
+          <w:p>
+            <w:pPr>
+              <w:spacing w:before="60" w:after="60" w:line="264" w:lineRule="auto"/>
+            </w:pPr>
+            <w:r/>
+            <w:r>
+              <w:rPr>
+                <w:b w:val="0"/>
+                <w:i w:val="0"/>
+                <w:sz w:val="15"/>
+              </w:rPr>
+              <w:t>1</w:t>
+            </w:r>
+          </w:p>
+        </w:tc>
+      </w:tr>
+      <w:tr>
+        <w:tc>
+          <w:tcPr>
+            <w:tcW w:type="dxa" w:w="3456"/>
+          </w:tcPr>
+          <w:p>
+            <w:pPr>
+              <w:spacing w:before="60" w:after="60" w:line="264" w:lineRule="auto"/>
+            </w:pPr>
+            <w:r/>
+            <w:r>
+              <w:rPr>
+                <w:b w:val="0"/>
+                <w:i w:val="0"/>
+                <w:sz w:val="15"/>
+              </w:rPr>
+              <w:t>NEW_V9_FS_12_THE_AUDIT_AGAIN</w:t>
+            </w:r>
+          </w:p>
+        </w:tc>
+        <w:tc>
+          <w:tcPr>
+            <w:tcW w:type="dxa" w:w="3456"/>
+          </w:tcPr>
+          <w:p>
+            <w:pPr>
+              <w:spacing w:before="60" w:after="60" w:line="264" w:lineRule="auto"/>
+            </w:pPr>
+            <w:r/>
+            <w:r>
+              <w:rPr>
+                <w:b w:val="0"/>
+                <w:i w:val="0"/>
+                <w:sz w:val="15"/>
+              </w:rPr>
+              <w:t>17 CLOSE, para 2</w:t>
+            </w:r>
+          </w:p>
+        </w:tc>
+        <w:tc>
+          <w:tcPr>
+            <w:tcW w:type="dxa" w:w="1296"/>
           </w:tcPr>
           <w:p>
             <w:pPr>
@@ -2879,7 +5025,7 @@
         </w:tc>
         <w:tc>
           <w:tcPr>
-            <w:tcW w:type="dxa" w:w="1728"/>
+            <w:tcW w:type="dxa" w:w="1008"/>
           </w:tcPr>
           <w:p>
             <w:pPr>
@@ -2892,7 +5038,7 @@
                 <w:i w:val="0"/>
                 <w:sz w:val="15"/>
               </w:rPr>
-              <w:t>RE-ANCHORED</w:t>
+              <w:t>1</w:t>
             </w:r>
           </w:p>
         </w:tc>
@@ -2900,7 +5046,7 @@
       <w:tr>
         <w:tc>
           <w:tcPr>
-            <w:tcW w:type="dxa" w:w="3312"/>
+            <w:tcW w:type="dxa" w:w="3456"/>
           </w:tcPr>
           <w:p>
             <w:pPr>
@@ -2913,13 +5059,13 @@
                 <w:i w:val="0"/>
                 <w:sz w:val="15"/>
               </w:rPr>
-              <w:t>NEW_V9_FS_10_BOUNDARY</w:t>
+              <w:t>NEW_V9_WATCH_NEXT</w:t>
             </w:r>
           </w:p>
         </w:tc>
         <w:tc>
           <w:tcPr>
-            <w:tcW w:type="dxa" w:w="3024"/>
+            <w:tcW w:type="dxa" w:w="3456"/>
           </w:tcPr>
           <w:p>
             <w:pPr>
@@ -2932,32 +5078,13 @@
                 <w:i w:val="0"/>
                 <w:sz w:val="15"/>
               </w:rPr>
-              <w:t>12 REAL LIMITS STILL MATTER</w:t>
+              <w:t>19 WATCH NEXT, para 1</w:t>
             </w:r>
           </w:p>
         </w:tc>
         <w:tc>
           <w:tcPr>
-            <w:tcW w:type="dxa" w:w="720"/>
-          </w:tcPr>
-          <w:p>
-            <w:pPr>
-              <w:spacing w:before="60" w:after="60" w:line="264" w:lineRule="auto"/>
-            </w:pPr>
-            <w:r/>
-            <w:r>
-              <w:rPr>
-                <w:b w:val="0"/>
-                <w:i w:val="0"/>
-                <w:sz w:val="15"/>
-              </w:rPr>
-              <w:t>2</w:t>
-            </w:r>
-          </w:p>
-        </w:tc>
-        <w:tc>
-          <w:tcPr>
-            <w:tcW w:type="dxa" w:w="864"/>
+            <w:tcW w:type="dxa" w:w="1296"/>
           </w:tcPr>
           <w:p>
             <w:pPr>
@@ -2976,85 +5103,7 @@
         </w:tc>
         <w:tc>
           <w:tcPr>
-            <w:tcW w:type="dxa" w:w="1728"/>
-          </w:tcPr>
-          <w:p>
-            <w:pPr>
-              <w:spacing w:before="60" w:after="60" w:line="264" w:lineRule="auto"/>
-            </w:pPr>
-            <w:r/>
-            <w:r>
-              <w:rPr>
-                <w:b w:val="0"/>
-                <w:i w:val="0"/>
-                <w:sz w:val="15"/>
-              </w:rPr>
-              <w:t>RE-ANCHORED</w:t>
-            </w:r>
-          </w:p>
-        </w:tc>
-      </w:tr>
-      <w:tr>
-        <w:tc>
-          <w:tcPr>
-            <w:tcW w:type="dxa" w:w="3312"/>
-          </w:tcPr>
-          <w:p>
-            <w:pPr>
-              <w:spacing w:before="60" w:after="60" w:line="264" w:lineRule="auto"/>
-            </w:pPr>
-            <w:r/>
-            <w:r>
-              <w:rPr>
-                <w:b w:val="0"/>
-                <w:i w:val="0"/>
-                <w:sz w:val="15"/>
-              </w:rPr>
-              <w:t>NEW_V9_FS_11_FLUENCY_AND_PORTABILITY</w:t>
-            </w:r>
-          </w:p>
-        </w:tc>
-        <w:tc>
-          <w:tcPr>
-            <w:tcW w:type="dxa" w:w="3024"/>
-          </w:tcPr>
-          <w:p>
-            <w:pPr>
-              <w:spacing w:before="60" w:after="60" w:line="264" w:lineRule="auto"/>
-            </w:pPr>
-            <w:r/>
-            <w:r>
-              <w:rPr>
-                <w:b w:val="0"/>
-                <w:i w:val="0"/>
-                <w:sz w:val="15"/>
-              </w:rPr>
-              <w:t>13 WHY THIS CAN BE HARDER LATER IN YOUR CAREER</w:t>
-            </w:r>
-          </w:p>
-        </w:tc>
-        <w:tc>
-          <w:tcPr>
-            <w:tcW w:type="dxa" w:w="720"/>
-          </w:tcPr>
-          <w:p>
-            <w:pPr>
-              <w:spacing w:before="60" w:after="60" w:line="264" w:lineRule="auto"/>
-            </w:pPr>
-            <w:r/>
-            <w:r>
-              <w:rPr>
-                <w:b w:val="0"/>
-                <w:i w:val="0"/>
-                <w:sz w:val="15"/>
-              </w:rPr>
-              <w:t>3</w:t>
-            </w:r>
-          </w:p>
-        </w:tc>
-        <w:tc>
-          <w:tcPr>
-            <w:tcW w:type="dxa" w:w="864"/>
+            <w:tcW w:type="dxa" w:w="1008"/>
           </w:tcPr>
           <w:p>
             <w:pPr>
@@ -3068,219 +5117,6 @@
                 <w:sz w:val="15"/>
               </w:rPr>
               <w:t>1</w:t>
-            </w:r>
-          </w:p>
-        </w:tc>
-        <w:tc>
-          <w:tcPr>
-            <w:tcW w:type="dxa" w:w="1728"/>
-          </w:tcPr>
-          <w:p>
-            <w:pPr>
-              <w:spacing w:before="60" w:after="60" w:line="264" w:lineRule="auto"/>
-            </w:pPr>
-            <w:r/>
-            <w:r>
-              <w:rPr>
-                <w:b w:val="0"/>
-                <w:i w:val="0"/>
-                <w:sz w:val="15"/>
-              </w:rPr>
-              <w:t>RE-ANCHORED</w:t>
-            </w:r>
-          </w:p>
-        </w:tc>
-      </w:tr>
-      <w:tr>
-        <w:tc>
-          <w:tcPr>
-            <w:tcW w:type="dxa" w:w="3312"/>
-          </w:tcPr>
-          <w:p>
-            <w:pPr>
-              <w:spacing w:before="60" w:after="60" w:line="264" w:lineRule="auto"/>
-            </w:pPr>
-            <w:r/>
-            <w:r>
-              <w:rPr>
-                <w:b w:val="0"/>
-                <w:i w:val="0"/>
-                <w:sz w:val="15"/>
-              </w:rPr>
-              <w:t>NEW_V9_FS_12_THE_AUDIT_AGAIN</w:t>
-            </w:r>
-          </w:p>
-        </w:tc>
-        <w:tc>
-          <w:tcPr>
-            <w:tcW w:type="dxa" w:w="3024"/>
-          </w:tcPr>
-          <w:p>
-            <w:pPr>
-              <w:spacing w:before="60" w:after="60" w:line="264" w:lineRule="auto"/>
-            </w:pPr>
-            <w:r/>
-            <w:r>
-              <w:rPr>
-                <w:b w:val="0"/>
-                <w:i w:val="0"/>
-                <w:sz w:val="15"/>
-              </w:rPr>
-              <w:t>17 CLOSE</w:t>
-            </w:r>
-          </w:p>
-        </w:tc>
-        <w:tc>
-          <w:tcPr>
-            <w:tcW w:type="dxa" w:w="720"/>
-          </w:tcPr>
-          <w:p>
-            <w:pPr>
-              <w:spacing w:before="60" w:after="60" w:line="264" w:lineRule="auto"/>
-            </w:pPr>
-            <w:r/>
-            <w:r>
-              <w:rPr>
-                <w:b w:val="0"/>
-                <w:i w:val="0"/>
-                <w:sz w:val="15"/>
-              </w:rPr>
-              <w:t>2</w:t>
-            </w:r>
-          </w:p>
-        </w:tc>
-        <w:tc>
-          <w:tcPr>
-            <w:tcW w:type="dxa" w:w="864"/>
-          </w:tcPr>
-          <w:p>
-            <w:pPr>
-              <w:spacing w:before="60" w:after="60" w:line="264" w:lineRule="auto"/>
-            </w:pPr>
-            <w:r/>
-            <w:r>
-              <w:rPr>
-                <w:b w:val="0"/>
-                <w:i w:val="0"/>
-                <w:sz w:val="15"/>
-              </w:rPr>
-              <w:t>1</w:t>
-            </w:r>
-          </w:p>
-        </w:tc>
-        <w:tc>
-          <w:tcPr>
-            <w:tcW w:type="dxa" w:w="1728"/>
-          </w:tcPr>
-          <w:p>
-            <w:pPr>
-              <w:spacing w:before="60" w:after="60" w:line="264" w:lineRule="auto"/>
-            </w:pPr>
-            <w:r/>
-            <w:r>
-              <w:rPr>
-                <w:b w:val="0"/>
-                <w:i w:val="0"/>
-                <w:sz w:val="15"/>
-              </w:rPr>
-              <w:t>RE-CUED</w:t>
-            </w:r>
-          </w:p>
-        </w:tc>
-      </w:tr>
-      <w:tr>
-        <w:tc>
-          <w:tcPr>
-            <w:tcW w:type="dxa" w:w="3312"/>
-          </w:tcPr>
-          <w:p>
-            <w:pPr>
-              <w:spacing w:before="60" w:after="60" w:line="264" w:lineRule="auto"/>
-            </w:pPr>
-            <w:r/>
-            <w:r>
-              <w:rPr>
-                <w:b w:val="0"/>
-                <w:i w:val="0"/>
-                <w:sz w:val="15"/>
-              </w:rPr>
-              <w:t>NEW_V9_WATCH_NEXT</w:t>
-            </w:r>
-          </w:p>
-        </w:tc>
-        <w:tc>
-          <w:tcPr>
-            <w:tcW w:type="dxa" w:w="3024"/>
-          </w:tcPr>
-          <w:p>
-            <w:pPr>
-              <w:spacing w:before="60" w:after="60" w:line="264" w:lineRule="auto"/>
-            </w:pPr>
-            <w:r/>
-            <w:r>
-              <w:rPr>
-                <w:b w:val="0"/>
-                <w:i w:val="0"/>
-                <w:sz w:val="15"/>
-              </w:rPr>
-              <w:t>19 WATCH NEXT</w:t>
-            </w:r>
-          </w:p>
-        </w:tc>
-        <w:tc>
-          <w:tcPr>
-            <w:tcW w:type="dxa" w:w="720"/>
-          </w:tcPr>
-          <w:p>
-            <w:pPr>
-              <w:spacing w:before="60" w:after="60" w:line="264" w:lineRule="auto"/>
-            </w:pPr>
-            <w:r/>
-            <w:r>
-              <w:rPr>
-                <w:b w:val="0"/>
-                <w:i w:val="0"/>
-                <w:sz w:val="15"/>
-              </w:rPr>
-              <w:t>1</w:t>
-            </w:r>
-          </w:p>
-        </w:tc>
-        <w:tc>
-          <w:tcPr>
-            <w:tcW w:type="dxa" w:w="864"/>
-          </w:tcPr>
-          <w:p>
-            <w:pPr>
-              <w:spacing w:before="60" w:after="60" w:line="264" w:lineRule="auto"/>
-            </w:pPr>
-            <w:r/>
-            <w:r>
-              <w:rPr>
-                <w:b w:val="0"/>
-                <w:i w:val="0"/>
-                <w:sz w:val="15"/>
-              </w:rPr>
-              <w:t>1</w:t>
-            </w:r>
-          </w:p>
-        </w:tc>
-        <w:tc>
-          <w:tcPr>
-            <w:tcW w:type="dxa" w:w="1728"/>
-          </w:tcPr>
-          <w:p>
-            <w:pPr>
-              <w:spacing w:before="60" w:after="60" w:line="264" w:lineRule="auto"/>
-            </w:pPr>
-            <w:r/>
-            <w:r>
-              <w:rPr>
-                <w:b w:val="0"/>
-                <w:i w:val="0"/>
-                <w:sz w:val="15"/>
-              </w:rPr>
-              <w:t>END CARD</w:t>
             </w:r>
           </w:p>
         </w:tc>

--- a/deliverables/V4-V11_SYNC/PACKAGES/NEW_V09_Synchronized_Production_Package/02_RUN_OF_SHOW/Run_of_Show.docx
+++ b/deliverables/V4-V11_SYNC/PACKAGES/NEW_V09_Synchronized_Production_Package/02_RUN_OF_SHOW/Run_of_Show.docx
@@ -144,7 +144,7 @@
         <w:rPr>
           <w:sz w:val="21"/>
         </w:rPr>
-        <w:t>Saturday, September 19, 2026 | 6:36 AM CT</w:t>
+        <w:t>Saturday, September 19, 2026 | 7:08 AM CT</w:t>
       </w:r>
     </w:p>
     <w:p>
@@ -3589,6 +3589,122 @@
                 <w:i w:val="0"/>
                 <w:sz w:val="14"/>
               </w:rPr>
+              <w:t>V9-P05</w:t>
+            </w:r>
+          </w:p>
+        </w:tc>
+        <w:tc>
+          <w:tcPr>
+            <w:tcW w:type="dxa" w:w="1296"/>
+          </w:tcPr>
+          <w:p>
+            <w:pPr>
+              <w:spacing w:before="60" w:after="60" w:line="264" w:lineRule="auto"/>
+            </w:pPr>
+            <w:r/>
+            <w:r>
+              <w:rPr>
+                <w:b w:val="0"/>
+                <w:i w:val="0"/>
+                <w:sz w:val="14"/>
+              </w:rPr>
+              <w:t>CAMERA</w:t>
+            </w:r>
+          </w:p>
+        </w:tc>
+        <w:tc>
+          <w:tcPr>
+            <w:tcW w:type="dxa" w:w="2448"/>
+          </w:tcPr>
+          <w:p>
+            <w:pPr>
+              <w:spacing w:before="60" w:after="60" w:line="264" w:lineRule="auto"/>
+            </w:pPr>
+            <w:r/>
+            <w:r>
+              <w:rPr>
+                <w:b w:val="0"/>
+                <w:i w:val="0"/>
+                <w:sz w:val="14"/>
+              </w:rPr>
+              <w:t>16 STORY LOOP PAYOFF</w:t>
+            </w:r>
+          </w:p>
+        </w:tc>
+        <w:tc>
+          <w:tcPr>
+            <w:tcW w:type="dxa" w:w="1152"/>
+          </w:tcPr>
+          <w:p>
+            <w:pPr>
+              <w:spacing w:before="60" w:after="60" w:line="264" w:lineRule="auto"/>
+            </w:pPr>
+            <w:r/>
+            <w:r>
+              <w:rPr>
+                <w:b w:val="0"/>
+                <w:i w:val="0"/>
+                <w:sz w:val="14"/>
+              </w:rPr>
+              <w:t>1</w:t>
+            </w:r>
+          </w:p>
+        </w:tc>
+        <w:tc>
+          <w:tcPr>
+            <w:tcW w:type="dxa" w:w="2880"/>
+          </w:tcPr>
+          <w:p>
+            <w:pPr>
+              <w:spacing w:before="60" w:after="60" w:line="264" w:lineRule="auto"/>
+            </w:pPr>
+            <w:r/>
+            <w:r>
+              <w:rPr>
+                <w:b w:val="0"/>
+                <w:i w:val="0"/>
+                <w:sz w:val="14"/>
+              </w:rPr>
+              <w:t>camera</w:t>
+            </w:r>
+          </w:p>
+        </w:tc>
+        <w:tc>
+          <w:tcPr>
+            <w:tcW w:type="dxa" w:w="720"/>
+          </w:tcPr>
+          <w:p>
+            <w:pPr>
+              <w:spacing w:before="60" w:after="60" w:line="264" w:lineRule="auto"/>
+            </w:pPr>
+            <w:r/>
+            <w:r>
+              <w:rPr>
+                <w:b w:val="0"/>
+                <w:i w:val="0"/>
+                <w:sz w:val="14"/>
+              </w:rPr>
+              <w:t>0</w:t>
+            </w:r>
+          </w:p>
+        </w:tc>
+      </w:tr>
+      <w:tr>
+        <w:tc>
+          <w:tcPr>
+            <w:tcW w:type="dxa" w:w="1152"/>
+          </w:tcPr>
+          <w:p>
+            <w:pPr>
+              <w:spacing w:before="60" w:after="60" w:line="264" w:lineRule="auto"/>
+            </w:pPr>
+            <w:r/>
+            <w:r>
+              <w:rPr>
+                <w:b w:val="0"/>
+                <w:i w:val="0"/>
+                <w:sz w:val="14"/>
+              </w:rPr>
               <w:t>V9-C15</w:t>
             </w:r>
           </w:p>
